--- a/public/templates/qd-giao-nhiem-vu-tvtk_110.docx
+++ b/public/templates/qd-giao-nhiem-vu-tvtk_110.docx
@@ -128,7 +128,7 @@
                 </mc:Choice>
                 <mc:Fallback>
                   <w:pict>
-                    <v:line w14:anchorId="2906447D" id="Straight Connector 1" o:spid="_x0000_s1026" style="position:absolute;z-index:251656192;visibility:visible;mso-wrap-style:square;mso-wrap-distance-left:9pt;mso-wrap-distance-top:0;mso-wrap-distance-right:9pt;mso-wrap-distance-bottom:0;mso-position-horizontal:center;mso-position-horizontal-relative:margin;mso-position-vertical:absolute;mso-position-vertical-relative:text" from="0,14.7pt" to="105.75pt,14.7pt" o:gfxdata="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" strokecolor="black [3040]" strokeweight=".5pt">
+                    <v:line w14:anchorId="33880FD0" id="Straight Connector 1" o:spid="_x0000_s1026" style="position:absolute;z-index:251656192;visibility:visible;mso-wrap-style:square;mso-wrap-distance-left:9pt;mso-wrap-distance-top:0;mso-wrap-distance-right:9pt;mso-wrap-distance-bottom:0;mso-position-horizontal:center;mso-position-horizontal-relative:margin;mso-position-vertical:absolute;mso-position-vertical-relative:text" from="0,14.7pt" to="105.75pt,14.7pt" o:gfxdata="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" strokecolor="black [3040]" strokeweight=".5pt">
                       <w10:wrap anchorx="margin"/>
                     </v:line>
                   </w:pict>
@@ -251,7 +251,7 @@
                 </mc:Choice>
                 <mc:Fallback>
                   <w:pict>
-                    <v:line w14:anchorId="2436BDB6" id="Straight Connector 2" o:spid="_x0000_s1026" style="position:absolute;z-index:251660288;visibility:visible;mso-wrap-style:square;mso-width-percent:0;mso-wrap-distance-left:9pt;mso-wrap-distance-top:0;mso-wrap-distance-right:9pt;mso-wrap-distance-bottom:0;mso-position-horizontal:absolute;mso-position-horizontal-relative:margin;mso-position-vertical:absolute;mso-position-vertical-relative:text;mso-width-percent:0;mso-width-relative:margin" from="41.4pt,14.85pt" to="188.65pt,14.85pt" o:gfxdata="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" strokecolor="black [3040]" strokeweight=".5pt">
+                    <v:line w14:anchorId="0EC51E4D" id="Straight Connector 2" o:spid="_x0000_s1026" style="position:absolute;z-index:251660288;visibility:visible;mso-wrap-style:square;mso-width-percent:0;mso-wrap-distance-left:9pt;mso-wrap-distance-top:0;mso-wrap-distance-right:9pt;mso-wrap-distance-bottom:0;mso-position-horizontal:absolute;mso-position-horizontal-relative:margin;mso-position-vertical:absolute;mso-position-vertical-relative:text;mso-width-percent:0;mso-width-relative:margin" from="41.4pt,14.85pt" to="188.65pt,14.85pt" o:gfxdata="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" strokecolor="black [3040]" strokeweight=".5pt">
                       <w10:wrap anchorx="margin"/>
                     </v:line>
                   </w:pict>
@@ -298,21 +298,7 @@
                 <w:iCs/>
                 <w:szCs w:val="26"/>
               </w:rPr>
-              <w:t>Số:</w:t>
-            </w:r>
-            <w:r>
-              <w:rPr>
-                <w:iCs/>
-                <w:szCs w:val="26"/>
-              </w:rPr>
-              <w:t xml:space="preserve">     </w:t>
-            </w:r>
-            <w:r>
-              <w:rPr>
-                <w:iCs/>
-                <w:szCs w:val="26"/>
-              </w:rPr>
-              <w:t>/QĐ-NPSC</w:t>
+              <w:t>Số: {so_qd}/QĐ-NPSC</w:t>
             </w:r>
           </w:p>
         </w:tc>
@@ -334,42 +320,7 @@
                 <w:i/>
                 <w:szCs w:val="26"/>
               </w:rPr>
-              <w:t>Hà Nội, ngày</w:t>
-            </w:r>
-            <w:r>
-              <w:rPr>
-                <w:i/>
-                <w:szCs w:val="26"/>
-              </w:rPr>
-              <w:t xml:space="preserve">    </w:t>
-            </w:r>
-            <w:r>
-              <w:rPr>
-                <w:i/>
-                <w:szCs w:val="26"/>
-              </w:rPr>
-              <w:t>tháng</w:t>
-            </w:r>
-            <w:r>
-              <w:rPr>
-                <w:i/>
-                <w:szCs w:val="26"/>
-              </w:rPr>
-              <w:t xml:space="preserve">    </w:t>
-            </w:r>
-            <w:r>
-              <w:rPr>
-                <w:i/>
-                <w:szCs w:val="26"/>
-              </w:rPr>
-              <w:t>năm 202</w:t>
-            </w:r>
-            <w:r>
-              <w:rPr>
-                <w:i/>
-                <w:szCs w:val="26"/>
-              </w:rPr>
-              <w:t>6</w:t>
+              <w:t>Hà Nội, {ngay_ban_hanh_chu}</w:t>
             </w:r>
           </w:p>
         </w:tc>
@@ -424,7 +375,7 @@
           <w:color w:val="CC0000"/>
           <w:szCs w:val="26"/>
         </w:rPr>
-        <w:t>[Tên Xí Nghiệp Dịch vụ Điện lực Tỉnh/Thành phố]</w:t>
+        <w:t>{ten_xi_nghiep}</w:t>
       </w:r>
       <w:r>
         <w:rPr>
@@ -440,7 +391,7 @@
           <w:szCs w:val="26"/>
         </w:rPr>
         <w:br/>
-        <w:t xml:space="preserve">ĐTXD năm 2027 - Công ty Điện lực </w:t>
+        <w:t xml:space="preserve">ĐTXD năm {nam_ke_hoach} - Công ty Điện lực </w:t>
       </w:r>
       <w:r>
         <w:rPr>
@@ -448,7 +399,7 @@
           <w:color w:val="CC0000"/>
           <w:szCs w:val="26"/>
         </w:rPr>
-        <w:t>[Tên Công ty Điện lực Tỉnh]</w:t>
+        <w:t>{ten_pc_tinh}</w:t>
       </w:r>
     </w:p>
     <w:p>
@@ -493,7 +444,7 @@
           <w:i/>
           <w:color w:val="CC0000"/>
         </w:rPr>
-        <w:t>[Số QĐ thành lập XN - Ví dụ: 4147/QĐ-EVNNPC]</w:t>
+        <w:t>{so_qd_thanh_lap_xn}</w:t>
       </w:r>
       <w:r>
         <w:rPr>
@@ -506,7 +457,7 @@
           <w:i/>
           <w:color w:val="CC0000"/>
         </w:rPr>
-        <w:t>[Ngày/Tháng/Năm]</w:t>
+        <w:t>{ngay_qd_thanh_lap_xn}</w:t>
       </w:r>
       <w:r>
         <w:rPr>
@@ -519,7 +470,7 @@
           <w:i/>
           <w:color w:val="CC0000"/>
         </w:rPr>
-        <w:t>[Tên Xí Nghiệp]</w:t>
+        <w:t>{ten_xi_nghiep}</w:t>
       </w:r>
       <w:r>
         <w:rPr>
@@ -558,7 +509,7 @@
           <w:i/>
           <w:color w:val="CC0000"/>
         </w:rPr>
-        <w:t>[Số QĐ tạm giao kế hoạch vốn - Ví dụ: 708/QĐ-EVNNPC]</w:t>
+        <w:t>{so_qd_tam_giao_khv}</w:t>
       </w:r>
       <w:r>
         <w:rPr>
@@ -571,20 +522,20 @@
           <w:i/>
           <w:color w:val="CC0000"/>
         </w:rPr>
-        <w:t>[Ngày/Tháng/Năm]</w:t>
+        <w:t>{ngay_qd_tam_giao_khv}</w:t>
       </w:r>
       <w:r>
         <w:rPr>
           <w:i/>
         </w:rPr>
-        <w:t xml:space="preserve"> về việc duyệt danh mục và tạm giao kế hoạch vốn công trình ĐTXD năm 2027 cho Công ty Điện lực </w:t>
+        <w:t xml:space="preserve"> về việc duyệt danh mục và tạm giao kế hoạch vốn công trình ĐTXD năm {nam_ke_hoach} cho Công ty Điện lực </w:t>
       </w:r>
       <w:r>
         <w:rPr>
           <w:i/>
           <w:color w:val="CC0000"/>
         </w:rPr>
-        <w:t>[Tên Công ty Điện lực Tỉnh]</w:t>
+        <w:t>{ten_pc_tinh}</w:t>
       </w:r>
       <w:r>
         <w:rPr>
@@ -662,7 +613,7 @@
           <w:b/>
           <w:color w:val="CC0000"/>
         </w:rPr>
-        <w:t>[Tên Xí Nghiệp]</w:t>
+        <w:t>{ten_xi_nghiep}</w:t>
       </w:r>
       <w:r>
         <w:t xml:space="preserve"> để triển khai thực hiện gói thầu </w:t>
@@ -672,17 +623,17 @@
           <w:b/>
           <w:color w:val="CC0000"/>
         </w:rPr>
-        <w:t>[Khảo sát, tư vấn thiết kế / Tư vấn giám sát]</w:t>
+        <w:t>{ten_goi_thau}</w:t>
       </w:r>
       <w:r>
-        <w:t xml:space="preserve"> đối với các công trình theo kế hoạch ĐTXD năm 2027 của Công ty Điện lực </w:t>
+        <w:t xml:space="preserve"> đối với các công trình theo kế hoạch ĐTXD năm {nam_ke_hoach} của Công ty Điện lực </w:t>
       </w:r>
       <w:r>
         <w:rPr>
           <w:b/>
           <w:color w:val="CC0000"/>
         </w:rPr>
-        <w:t>[Tên Công ty Điện lực Tỉnh]</w:t>
+        <w:t>{ten_pc_tinh}</w:t>
       </w:r>
       <w:r>
         <w:t xml:space="preserve"> với số tiền tạm ứng lần 1 cụ thể như sau:</w:t>
@@ -709,7 +660,7 @@
           <w:b/>
           <w:color w:val="CC0000"/>
         </w:rPr>
-        <w:t>[Số tiền tạm ứng bằng số - Ví dụ: 786.000.000]</w:t>
+        <w:t>{so_tien_tam_ung}</w:t>
       </w:r>
       <w:r>
         <w:t xml:space="preserve"> đồng.</w:t>
@@ -737,7 +688,7 @@
           <w:i/>
           <w:color w:val="CC0000"/>
         </w:rPr>
-        <w:t>[Số tiền tạm ứng bằng chữ - Ví dụ: Bảy trăm tám mươi sáu triệu]</w:t>
+        <w:t>{so_tien_tam_ung_chu}</w:t>
       </w:r>
       <w:r>
         <w:t xml:space="preserve"> đồng chẵn.</w:t>
@@ -762,24 +713,23 @@
         <w:rPr>
           <w:b/>
         </w:rPr>
-        <w:lastRenderedPageBreak/>
         <w:t>Điều 2. Nhiệm vụ, thời gian thực hiện và chế độ được hưởng:</w:t>
       </w:r>
     </w:p>
     <w:p>
       <w:pPr>
         <w:spacing w:after="80"/>
-        <w:ind w:left="288"/>
         <w:jc w:val="both"/>
       </w:pPr>
       <w:r>
+        <w:lastRenderedPageBreak/>
         <w:t xml:space="preserve">- Yêu cầu Xí nghiệp Dịch vụ Điện lực </w:t>
       </w:r>
       <w:r>
         <w:rPr>
           <w:color w:val="CC0000"/>
         </w:rPr>
-        <w:t>[Tên Xí Nghiệp]</w:t>
+        <w:t>{ten_xi_nghiep}</w:t>
       </w:r>
       <w:r>
         <w:t xml:space="preserve"> chủ động phối hợp với Công ty Điện lực </w:t>
@@ -788,7 +738,7 @@
         <w:rPr>
           <w:color w:val="CC0000"/>
         </w:rPr>
-        <w:t>[Tên Công ty Điện lực Tỉnh]</w:t>
+        <w:t>{ten_pc_tinh}</w:t>
       </w:r>
       <w:r>
         <w:t xml:space="preserve"> thống nhất tiến độ triển khai gói thầu; khẩn trương lập bảng tiến độ chi tiết và có văn bản cam kết thực hiện đúng tiến độ yêu cầu gửi về Công ty trong thời hạn chậm nhất </w:t>
@@ -820,7 +770,6 @@
     <w:p>
       <w:pPr>
         <w:spacing w:after="80"/>
-        <w:ind w:left="288"/>
         <w:jc w:val="both"/>
       </w:pPr>
       <w:r>
@@ -830,7 +779,7 @@
         <w:rPr>
           <w:color w:val="CC0000"/>
         </w:rPr>
-        <w:t>[Tên Công ty Điện lực Tỉnh]</w:t>
+        <w:t>{ten_pc_tinh}</w:t>
       </w:r>
       <w:r>
         <w:t xml:space="preserve"> để thực hiện các thủ tục thương thảo, ký kết hợp đồng; tổ chức thực hiện công tác khảo sát hiện trường, lập hồ sơ Thiết kế đảm bảo chất lượng và đúng tiến độ yêu cầu; tuân thủ các quy định hiện hành của pháp luật, quy định của Tập đoàn Điện lực Việt Nam (EVN) và Tổng công ty Điện lực miền Bắc (EVNNPC).</w:t>
@@ -839,7 +788,6 @@
     <w:p>
       <w:pPr>
         <w:spacing w:after="80"/>
-        <w:ind w:left="288"/>
         <w:jc w:val="both"/>
       </w:pPr>
       <w:r>
@@ -858,7 +806,7 @@
         <w:rPr>
           <w:color w:val="CC0000"/>
         </w:rPr>
-        <w:t>[Tên Công ty Điện lực Tỉnh]</w:t>
+        <w:t>{ten_pc_tinh}</w:t>
       </w:r>
       <w:r>
         <w:t xml:space="preserve"> và Tổng công ty Điện lực miền Bắc (nếu có).</w:t>
@@ -867,7 +815,6 @@
     <w:p>
       <w:pPr>
         <w:spacing w:after="240"/>
-        <w:ind w:left="288"/>
         <w:jc w:val="both"/>
       </w:pPr>
       <w:r>
@@ -902,7 +849,7 @@
           <w:b/>
           <w:color w:val="CC0000"/>
         </w:rPr>
-        <w:t>[Tên Xí Nghiệp]</w:t>
+        <w:t>{ten_xi_nghiep}</w:t>
       </w:r>
       <w:r>
         <w:t xml:space="preserve"> căn cứ Quyết định thi hành./.</w:t>
@@ -1009,7 +956,7 @@
                 <w:color w:val="CC0000"/>
                 <w:sz w:val="22"/>
               </w:rPr>
-              <w:t>[Tên Tỉnh]</w:t>
+              <w:t>{ten_tinh}</w:t>
             </w:r>
             <w:r>
               <w:rPr>
@@ -1163,7 +1110,7 @@
           <w:color w:val="auto"/>
           <w:sz w:val="22"/>
         </w:rPr>
-        <w:t>(Kèm theo Quyết định số:       /QĐ-NPSC ngày      tháng     năm 2026</w:t>
+        <w:t>(Kèm theo Quyết định số: {so_qd}/QĐ-NPSC ngày {ngay_ban_hanh_chu}</w:t>
       </w:r>
       <w:r>
         <w:rPr>
@@ -1204,10 +1151,10 @@
       </w:tblPr>
       <w:tblGrid>
         <w:gridCol w:w="616"/>
-        <w:gridCol w:w="6134"/>
-        <w:gridCol w:w="3726"/>
-        <w:gridCol w:w="2098"/>
-        <w:gridCol w:w="2469"/>
+        <w:gridCol w:w="6403"/>
+        <w:gridCol w:w="4863"/>
+        <w:gridCol w:w="1788"/>
+        <w:gridCol w:w="1373"/>
       </w:tblGrid>
       <w:tr>
         <w:trPr>
@@ -1418,7 +1365,7 @@
                 <w:color w:val="CC0000"/>
                 <w:sz w:val="22"/>
               </w:rPr>
-              <w:t>[Tổng TMĐT]</w:t>
+              <w:t>{tong_tmdt}</w:t>
             </w:r>
           </w:p>
         </w:tc>
@@ -1505,7 +1452,7 @@
                 <w:color w:val="CC0000"/>
                 <w:sz w:val="22"/>
               </w:rPr>
-              <w:t>Nâng cao năng lực vận hành lưới điện trung hạ áp khu vực [Tên Khu vực/Huyện] năm 2027</w:t>
+              <w:t>Nâng cao năng lực vận hành lưới điện trung hạ áp khu vực {ct_khu_vuc} năm {nam_ke_hoach}</w:t>
             </w:r>
             <w:r>
               <w:rPr>
@@ -1514,7 +1461,6 @@
                 <w:sz w:val="22"/>
               </w:rPr>
               <w:br/>
-              <w:t>(Ví dụ mẫu dựa trên nguồn tài liệu Bắc Ninh [6])</w:t>
             </w:r>
           </w:p>
         </w:tc>
@@ -1541,7 +1487,7 @@
                 <w:color w:val="CC0000"/>
                 <w:sz w:val="22"/>
               </w:rPr>
-              <w:t>- Xây dựng mới [Số km, loại dây/cáp] ĐZ trung thế...</w:t>
+              <w:t>- Xây dựng mới {ct_quy_mo_dz_trung} ĐZ trung thế...</w:t>
             </w:r>
             <w:r>
               <w:rPr>
@@ -1549,7 +1495,7 @@
                 <w:sz w:val="22"/>
               </w:rPr>
               <w:br/>
-              <w:t>- Xây dựng mới [Số lượng, công suất] TBA...</w:t>
+              <w:t>- Xây dựng mới {ct_quy_mo_tba} TBA...</w:t>
             </w:r>
             <w:r>
               <w:rPr>
@@ -1557,7 +1503,7 @@
                 <w:sz w:val="22"/>
               </w:rPr>
               <w:br/>
-              <w:t>- Xây dựng mới và cải tạo [Số km] ĐZ hạ thế 0.4kV...</w:t>
+              <w:t>- Xây dựng mới và cải tạo {ct_quy_mo_dz_ha} ĐZ hạ thế 0.4kV...</w:t>
             </w:r>
           </w:p>
         </w:tc>
@@ -1586,7 +1532,7 @@
                 <w:color w:val="CC0000"/>
                 <w:sz w:val="22"/>
               </w:rPr>
-              <w:t>[Số TMĐT - Ví dụ: 18.514]</w:t>
+              <w:t>{ct_tmdt}</w:t>
             </w:r>
           </w:p>
         </w:tc>
@@ -1615,7 +1561,7 @@
                 <w:color w:val="CC0000"/>
                 <w:sz w:val="22"/>
               </w:rPr>
-              <w:t>[Tiến độ HT - Ví dụ: 31/3/2027]</w:t>
+              <w:t>{ct_tien_do}</w:t>
             </w:r>
           </w:p>
         </w:tc>

--- a/public/templates/qd-giao-nhiem-vu-tvtk_110.docx
+++ b/public/templates/qd-giao-nhiem-vu-tvtk_110.docx
@@ -1,6 +1,6 @@
 
 <file path=word/document.xml><?xml version="1.0" encoding="utf-8"?>
-<w:document xmlns:wpc="http://schemas.microsoft.com/office/word/2010/wordprocessingCanvas" xmlns:cx="http://schemas.microsoft.com/office/drawing/2014/chartex" xmlns:cx1="http://schemas.microsoft.com/office/drawing/2015/9/8/chartex" xmlns:cx2="http://schemas.microsoft.com/office/drawing/2015/10/21/chartex" xmlns:cx3="http://schemas.microsoft.com/office/drawing/2016/5/9/chartex" xmlns:cx4="http://schemas.microsoft.com/office/drawing/2016/5/10/chartex" xmlns:cx5="http://schemas.microsoft.com/office/drawing/2016/5/11/chartex" xmlns:cx6="http://schemas.microsoft.com/office/drawing/2016/5/12/chartex" xmlns:cx7="http://schemas.microsoft.com/office/drawing/2016/5/13/chartex" xmlns:cx8="http://schemas.microsoft.com/office/drawing/2016/5/14/chartex" xmlns:mc="http://schemas.openxmlformats.org/markup-compatibility/2006" xmlns:aink="http://schemas.microsoft.com/office/drawing/2016/ink" xmlns:am3d="http://schemas.microsoft.com/office/drawing/2017/model3d" xmlns:o="urn:schemas-microsoft-com:office:office" xmlns:oel="http://schemas.microsoft.com/office/2019/extlst" xmlns:r="http://schemas.openxmlformats.org/officeDocument/2006/relationships" xmlns:m="http://schemas.openxmlformats.org/officeDocument/2006/math" xmlns:v="urn:schemas-microsoft-com:vml" xmlns:wp14="http://schemas.microsoft.com/office/word/2010/wordprocessingDrawing" xmlns:wp="http://schemas.openxmlformats.org/drawingml/2006/wordprocessingDrawing" xmlns:w10="urn:schemas-microsoft-com:office:word" xmlns:w="http://schemas.openxmlformats.org/wordprocessingml/2006/main" xmlns:w14="http://schemas.microsoft.com/office/word/2010/wordml" xmlns:w15="http://schemas.microsoft.com/office/word/2012/wordml" xmlns:w16cex="http://schemas.microsoft.com/office/word/2018/wordml/cex" xmlns:w16cid="http://schemas.microsoft.com/office/word/2016/wordml/cid" xmlns:w16="http://schemas.microsoft.com/office/word/2018/wordml" xmlns:w16sdtdh="http://schemas.microsoft.com/office/word/2020/wordml/sdtdatahash" xmlns:w16se="http://schemas.microsoft.com/office/word/2015/wordml/symex" xmlns:wpg="http://schemas.microsoft.com/office/word/2010/wordprocessingGroup" xmlns:wpi="http://schemas.microsoft.com/office/word/2010/wordprocessingInk" xmlns:wne="http://schemas.microsoft.com/office/word/2006/wordml" xmlns:wps="http://schemas.microsoft.com/office/word/2010/wordprocessingShape" mc:Ignorable="w14 w15 w16se w16cid w16 w16cex w16sdtdh wp14">
+<w:document xmlns:wpc="http://schemas.microsoft.com/office/word/2010/wordprocessingCanvas" xmlns:cx="http://schemas.microsoft.com/office/drawing/2014/chartex" xmlns:cx1="http://schemas.microsoft.com/office/drawing/2015/9/8/chartex" xmlns:cx2="http://schemas.microsoft.com/office/drawing/2015/10/21/chartex" xmlns:cx3="http://schemas.microsoft.com/office/drawing/2016/5/9/chartex" xmlns:cx4="http://schemas.microsoft.com/office/drawing/2016/5/10/chartex" xmlns:cx5="http://schemas.microsoft.com/office/drawing/2016/5/11/chartex" xmlns:cx6="http://schemas.microsoft.com/office/drawing/2016/5/12/chartex" xmlns:cx7="http://schemas.microsoft.com/office/drawing/2016/5/13/chartex" xmlns:cx8="http://schemas.microsoft.com/office/drawing/2016/5/14/chartex" xmlns:mc="http://schemas.openxmlformats.org/markup-compatibility/2006" xmlns:aink="http://schemas.microsoft.com/office/drawing/2016/ink" xmlns:am3d="http://schemas.microsoft.com/office/drawing/2017/model3d" xmlns:o="urn:schemas-microsoft-com:office:office" xmlns:oel="http://schemas.microsoft.com/office/2019/extlst" xmlns:r="http://schemas.openxmlformats.org/officeDocument/2006/relationships" xmlns:m="http://schemas.openxmlformats.org/officeDocument/2006/math" xmlns:v="urn:schemas-microsoft-com:vml" xmlns:wp14="http://schemas.microsoft.com/office/word/2010/wordprocessingDrawing" xmlns:wp="http://schemas.openxmlformats.org/drawingml/2006/wordprocessingDrawing" xmlns:w10="urn:schemas-microsoft-com:office:word" xmlns:w="http://schemas.openxmlformats.org/wordprocessingml/2006/main" xmlns:w14="http://schemas.microsoft.com/office/word/2010/wordml" xmlns:w15="http://schemas.microsoft.com/office/word/2012/wordml" xmlns:w16cex="http://schemas.microsoft.com/office/word/2018/wordml/cex" xmlns:w16cid="http://schemas.microsoft.com/office/word/2016/wordml/cid" xmlns:w16="http://schemas.microsoft.com/office/word/2018/wordml" xmlns:w16du="http://schemas.microsoft.com/office/word/2023/wordml/word16du" xmlns:w16sdtdh="http://schemas.microsoft.com/office/word/2020/wordml/sdtdatahash" xmlns:w16sdtfl="http://schemas.microsoft.com/office/word/2024/wordml/sdtformatlock" xmlns:w16se="http://schemas.microsoft.com/office/word/2015/wordml/symex" xmlns:wpg="http://schemas.microsoft.com/office/word/2010/wordprocessingGroup" xmlns:wpi="http://schemas.microsoft.com/office/word/2010/wordprocessingInk" xmlns:wne="http://schemas.microsoft.com/office/word/2006/wordml" xmlns:wps="http://schemas.microsoft.com/office/word/2010/wordprocessingShape" mc:Ignorable="w14 w15 w16se w16cid w16 w16cex w16sdtdh w16sdtfl w16du wp14">
   <w:body>
     <w:tbl>
       <w:tblPr>
@@ -128,7 +128,7 @@
                 </mc:Choice>
                 <mc:Fallback>
                   <w:pict>
-                    <v:line w14:anchorId="33880FD0" id="Straight Connector 1" o:spid="_x0000_s1026" style="position:absolute;z-index:251656192;visibility:visible;mso-wrap-style:square;mso-wrap-distance-left:9pt;mso-wrap-distance-top:0;mso-wrap-distance-right:9pt;mso-wrap-distance-bottom:0;mso-position-horizontal:center;mso-position-horizontal-relative:margin;mso-position-vertical:absolute;mso-position-vertical-relative:text" from="0,14.7pt" to="105.75pt,14.7pt" o:gfxdata="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" strokecolor="black [3040]" strokeweight=".5pt">
+                    <v:line w14:anchorId="2EABEC1D" id="Straight Connector 1" o:spid="_x0000_s1026" style="position:absolute;z-index:251656192;visibility:visible;mso-wrap-style:square;mso-wrap-distance-left:9pt;mso-wrap-distance-top:0;mso-wrap-distance-right:9pt;mso-wrap-distance-bottom:0;mso-position-horizontal:center;mso-position-horizontal-relative:margin;mso-position-vertical:absolute;mso-position-vertical-relative:text" from="0,14.7pt" to="105.75pt,14.7pt" o:gfxdata="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" strokecolor="black [3040]" strokeweight=".5pt">
                       <w10:wrap anchorx="margin"/>
                     </v:line>
                   </w:pict>
@@ -251,7 +251,7 @@
                 </mc:Choice>
                 <mc:Fallback>
                   <w:pict>
-                    <v:line w14:anchorId="0EC51E4D" id="Straight Connector 2" o:spid="_x0000_s1026" style="position:absolute;z-index:251660288;visibility:visible;mso-wrap-style:square;mso-width-percent:0;mso-wrap-distance-left:9pt;mso-wrap-distance-top:0;mso-wrap-distance-right:9pt;mso-wrap-distance-bottom:0;mso-position-horizontal:absolute;mso-position-horizontal-relative:margin;mso-position-vertical:absolute;mso-position-vertical-relative:text;mso-width-percent:0;mso-width-relative:margin" from="41.4pt,14.85pt" to="188.65pt,14.85pt" o:gfxdata="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" strokecolor="black [3040]" strokeweight=".5pt">
+                    <v:line w14:anchorId="1B1FB4CD" id="Straight Connector 2" o:spid="_x0000_s1026" style="position:absolute;z-index:251660288;visibility:visible;mso-wrap-style:square;mso-width-percent:0;mso-wrap-distance-left:9pt;mso-wrap-distance-top:0;mso-wrap-distance-right:9pt;mso-wrap-distance-bottom:0;mso-position-horizontal:absolute;mso-position-horizontal-relative:margin;mso-position-vertical:absolute;mso-position-vertical-relative:text;mso-width-percent:0;mso-width-relative:margin" from="41.4pt,14.85pt" to="188.65pt,14.85pt" o:gfxdata="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" strokecolor="black [3040]" strokeweight=".5pt">
                       <w10:wrap anchorx="margin"/>
                     </v:line>
                   </w:pict>
@@ -342,6 +342,84 @@
       <w:r>
         <w:rPr>
           <w:b/>
+          <w:noProof/>
+          <w:color w:val="0000CC"/>
+          <w:szCs w:val="26"/>
+        </w:rPr>
+        <mc:AlternateContent>
+          <mc:Choice Requires="wps">
+            <w:drawing>
+              <wp:anchor distT="0" distB="0" distL="114300" distR="114300" simplePos="0" relativeHeight="251661312" behindDoc="0" locked="0" layoutInCell="1" allowOverlap="1" wp14:anchorId="45DF9C08" wp14:editId="665D562B">
+                <wp:simplePos x="0" y="0"/>
+                <wp:positionH relativeFrom="margin">
+                  <wp:posOffset>1623695</wp:posOffset>
+                </wp:positionH>
+                <wp:positionV relativeFrom="paragraph">
+                  <wp:posOffset>746760</wp:posOffset>
+                </wp:positionV>
+                <wp:extent cx="2160270" cy="0"/>
+                <wp:effectExtent l="13970" t="13335" r="6985" b="5715"/>
+                <wp:wrapNone/>
+                <wp:docPr id="1506401401" name="Straight Connector 3"/>
+                <wp:cNvGraphicFramePr>
+                  <a:graphicFrameLocks xmlns:a="http://schemas.openxmlformats.org/drawingml/2006/main"/>
+                </wp:cNvGraphicFramePr>
+                <a:graphic xmlns:a="http://schemas.openxmlformats.org/drawingml/2006/main">
+                  <a:graphicData uri="http://schemas.microsoft.com/office/word/2010/wordprocessingShape">
+                    <wps:wsp>
+                      <wps:cNvCnPr>
+                        <a:cxnSpLocks noChangeShapeType="1"/>
+                      </wps:cNvCnPr>
+                      <wps:spPr bwMode="auto">
+                        <a:xfrm>
+                          <a:off x="0" y="0"/>
+                          <a:ext cx="2160270" cy="0"/>
+                        </a:xfrm>
+                        <a:prstGeom prst="line">
+                          <a:avLst/>
+                        </a:prstGeom>
+                        <a:noFill/>
+                        <a:ln w="9525">
+                          <a:solidFill>
+                            <a:srgbClr val="000000"/>
+                          </a:solidFill>
+                          <a:round/>
+                          <a:headEnd/>
+                          <a:tailEnd/>
+                        </a:ln>
+                        <a:extLst>
+                          <a:ext uri="{909E8E84-426E-40DD-AFC4-6F175D3DCCD1}">
+                            <a14:hiddenFill xmlns:a14="http://schemas.microsoft.com/office/drawing/2010/main">
+                              <a:noFill/>
+                            </a14:hiddenFill>
+                          </a:ext>
+                        </a:extLst>
+                      </wps:spPr>
+                      <wps:bodyPr/>
+                    </wps:wsp>
+                  </a:graphicData>
+                </a:graphic>
+                <wp14:sizeRelH relativeFrom="page">
+                  <wp14:pctWidth>0</wp14:pctWidth>
+                </wp14:sizeRelH>
+                <wp14:sizeRelV relativeFrom="page">
+                  <wp14:pctHeight>0</wp14:pctHeight>
+                </wp14:sizeRelV>
+              </wp:anchor>
+            </w:drawing>
+          </mc:Choice>
+          <mc:Fallback>
+            <w:pict>
+              <v:line w14:anchorId="60F8CCB7" id="Straight Connector 3" o:spid="_x0000_s1026" style="position:absolute;z-index:251661312;visibility:visible;mso-wrap-style:square;mso-width-percent:0;mso-height-percent:0;mso-wrap-distance-left:9pt;mso-wrap-distance-top:0;mso-wrap-distance-right:9pt;mso-wrap-distance-bottom:0;mso-position-horizontal:absolute;mso-position-horizontal-relative:margin;mso-position-vertical:absolute;mso-position-vertical-relative:text;mso-width-percent:0;mso-height-percent:0;mso-width-relative:page;mso-height-relative:page" from="127.85pt,58.8pt" to="297.95pt,58.8pt" o:gfxdata="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">
+                <w10:wrap anchorx="margin"/>
+              </v:line>
+            </w:pict>
+          </mc:Fallback>
+        </mc:AlternateContent>
+      </w:r>
+      <w:r>
+        <w:rPr>
+          <w:b/>
           <w:color w:val="0000CC"/>
           <w:szCs w:val="26"/>
         </w:rPr>
@@ -360,14 +438,7 @@
           <w:b/>
           <w:szCs w:val="26"/>
         </w:rPr>
-        <w:t>Về việc giao nhiệm vụ và cấp chi phí lần 01 cho Xí nghiệp Dịch vụ Điện lực</w:t>
-      </w:r>
-      <w:r>
-        <w:rPr>
-          <w:b/>
-          <w:szCs w:val="26"/>
-        </w:rPr>
-        <w:br/>
+        <w:t xml:space="preserve">Về việc giao nhiệm vụ cho </w:t>
       </w:r>
       <w:r>
         <w:rPr>
@@ -380,18 +451,38 @@
       <w:r>
         <w:rPr>
           <w:b/>
+          <w:color w:val="CC0000"/>
           <w:szCs w:val="26"/>
         </w:rPr>
-        <w:br/>
-        <w:t>thực hiện gói thầu khảo sát, tư vấn thiết kế theo danh mục</w:t>
+        <w:t xml:space="preserve"> </w:t>
       </w:r>
       <w:r>
         <w:rPr>
           <w:b/>
           <w:szCs w:val="26"/>
         </w:rPr>
-        <w:br/>
-        <w:t xml:space="preserve">ĐTXD năm {nam_ke_hoach} - Công ty Điện lực </w:t>
+        <w:t xml:space="preserve">thực hiện </w:t>
+      </w:r>
+      <w:r>
+        <w:rPr>
+          <w:b/>
+          <w:szCs w:val="26"/>
+        </w:rPr>
+        <w:t>K</w:t>
+      </w:r>
+      <w:r>
+        <w:rPr>
+          <w:b/>
+          <w:szCs w:val="26"/>
+        </w:rPr>
+        <w:t xml:space="preserve">hảo sát, tư vấn thiết kế </w:t>
+      </w:r>
+      <w:r>
+        <w:rPr>
+          <w:b/>
+          <w:szCs w:val="26"/>
+        </w:rPr>
+        <w:t xml:space="preserve">dự án: </w:t>
       </w:r>
       <w:r>
         <w:rPr>
@@ -399,7 +490,7 @@
           <w:color w:val="CC0000"/>
           <w:szCs w:val="26"/>
         </w:rPr>
-        <w:t>{ten_pc_tinh}</w:t>
+        <w:t>{ten_du_an}</w:t>
       </w:r>
     </w:p>
     <w:p>
@@ -584,8 +675,11 @@
     </w:p>
     <w:p>
       <w:pPr>
-        <w:spacing w:after="120"/>
+        <w:spacing w:after="0" w:line="312" w:lineRule="auto"/>
         <w:jc w:val="both"/>
+        <w:rPr>
+          <w:bCs/>
+        </w:rPr>
       </w:pPr>
       <w:r>
         <w:rPr>
@@ -597,46 +691,29 @@
         <w:rPr>
           <w:bCs/>
         </w:rPr>
-        <w:t>Giao nhiệm vụ và cấp tạm ứng chi phí</w:t>
+        <w:t xml:space="preserve">Giao nhiệm vụ </w:t>
+      </w:r>
+      <w:r>
+        <w:t xml:space="preserve">cho </w:t>
       </w:r>
       <w:r>
         <w:rPr>
-          <w:b/>
-        </w:rPr>
-        <w:t xml:space="preserve"> </w:t>
-      </w:r>
-      <w:r>
-        <w:t xml:space="preserve">lần thứ nhất cho Xí nghiệp Dịch vụ Điện lực </w:t>
-      </w:r>
-      <w:r>
-        <w:rPr>
-          <w:b/>
+          <w:bCs/>
           <w:color w:val="CC0000"/>
         </w:rPr>
         <w:t>{ten_xi_nghiep}</w:t>
       </w:r>
       <w:r>
-        <w:t xml:space="preserve"> để triển khai thực hiện gói thầu </w:t>
+        <w:rPr>
+          <w:bCs/>
+        </w:rPr>
+        <w:t xml:space="preserve"> </w:t>
       </w:r>
       <w:r>
         <w:rPr>
-          <w:b/>
-          <w:color w:val="CC0000"/>
+          <w:bCs/>
         </w:rPr>
-        <w:t>{ten_goi_thau}</w:t>
-      </w:r>
-      <w:r>
-        <w:t xml:space="preserve"> đối với các công trình theo kế hoạch ĐTXD năm {nam_ke_hoach} của Công ty Điện lực </w:t>
-      </w:r>
-      <w:r>
-        <w:rPr>
-          <w:b/>
-          <w:color w:val="CC0000"/>
-        </w:rPr>
-        <w:t>{ten_pc_tinh}</w:t>
-      </w:r>
-      <w:r>
-        <w:t xml:space="preserve"> với số tiền tạm ứng lần 1 cụ thể như sau:</w:t>
+        <w:t>thực hiện:</w:t>
       </w:r>
     </w:p>
     <w:p>
@@ -646,213 +723,259 @@
           <w:ilvl w:val="0"/>
           <w:numId w:val="10"/>
         </w:numPr>
-        <w:spacing w:after="240"/>
+        <w:spacing w:after="0" w:line="312" w:lineRule="auto"/>
+        <w:ind w:left="426"/>
         <w:jc w:val="both"/>
+        <w:rPr>
+          <w:bCs/>
+        </w:rPr>
+      </w:pPr>
+      <w:r>
+        <w:rPr>
+          <w:bCs/>
+        </w:rPr>
+        <w:t xml:space="preserve">Khảo sát, tư vấn thiết kế dự án: </w:t>
+      </w:r>
+      <w:r>
+        <w:rPr>
+          <w:bCs/>
+          <w:color w:val="CC0000"/>
+        </w:rPr>
+        <w:t>{ten_du_an}</w:t>
+      </w:r>
+    </w:p>
+    <w:p>
+      <w:pPr>
+        <w:spacing w:after="0" w:line="312" w:lineRule="auto"/>
+        <w:jc w:val="center"/>
+        <w:rPr>
+          <w:szCs w:val="26"/>
+        </w:rPr>
+      </w:pPr>
+      <w:r>
+        <w:rPr>
+          <w:i/>
+          <w:szCs w:val="26"/>
+        </w:rPr>
+        <w:t>(</w:t>
+      </w:r>
+      <w:r>
+        <w:rPr>
+          <w:i/>
+          <w:szCs w:val="26"/>
+        </w:rPr>
+        <w:t>Chi tiết dự án như phụ lục kèm theo</w:t>
+      </w:r>
+      <w:r>
+        <w:rPr>
+          <w:i/>
+          <w:szCs w:val="26"/>
+        </w:rPr>
+        <w:t>)</w:t>
+      </w:r>
+    </w:p>
+    <w:p>
+      <w:pPr>
+        <w:spacing w:after="0" w:line="312" w:lineRule="auto"/>
+        <w:jc w:val="both"/>
+        <w:rPr>
+          <w:bCs/>
+        </w:rPr>
       </w:pPr>
       <w:r>
         <w:rPr>
           <w:b/>
         </w:rPr>
-        <w:t xml:space="preserve">Bằng số: </w:t>
+        <w:t xml:space="preserve">Điều 2. </w:t>
+      </w:r>
+      <w:r>
+        <w:rPr>
+          <w:bCs/>
+        </w:rPr>
+        <w:t>Nhiệm vụ, thời gian thực hiện và chế độ được hưởng:</w:t>
+      </w:r>
+    </w:p>
+    <w:p>
+      <w:pPr>
+        <w:spacing w:after="0" w:line="312" w:lineRule="auto"/>
+        <w:ind w:firstLine="567"/>
+        <w:jc w:val="both"/>
+      </w:pPr>
+      <w:r>
+        <w:t xml:space="preserve">- </w:t>
+      </w:r>
+      <w:r>
+        <w:t xml:space="preserve">Trên cơ sở chức năng nhiệm vụ được giao, yêu cầu </w:t>
+      </w:r>
+      <w:r>
+        <w:rPr>
+          <w:bCs/>
+          <w:color w:val="CC0000"/>
+          <w:szCs w:val="26"/>
+        </w:rPr>
+        <w:t>{ten_xi_nghiep}</w:t>
       </w:r>
       <w:r>
         <w:rPr>
           <w:b/>
           <w:color w:val="CC0000"/>
+          <w:szCs w:val="26"/>
         </w:rPr>
-        <w:t>{so_tien_tam_ung}</w:t>
+        <w:t xml:space="preserve"> </w:t>
       </w:r>
       <w:r>
-        <w:t xml:space="preserve"> đồng.</w:t>
+        <w:t xml:space="preserve">khẩn trương làm việc </w:t>
+      </w:r>
+      <w:r>
+        <w:t>PCPT</w:t>
+      </w:r>
+      <w:r>
+        <w:t xml:space="preserve"> để thương thảo và ký hợp đồng tư vấn thiết kế</w:t>
+      </w:r>
+      <w:r>
+        <w:t>.</w:t>
       </w:r>
     </w:p>
     <w:p>
       <w:pPr>
-        <w:pStyle w:val="ListParagraph"/>
-        <w:numPr>
-          <w:ilvl w:val="0"/>
-          <w:numId w:val="10"/>
-        </w:numPr>
-        <w:spacing w:after="240"/>
+        <w:spacing w:after="0" w:line="312" w:lineRule="auto"/>
+        <w:ind w:firstLine="567"/>
         <w:jc w:val="both"/>
       </w:pPr>
       <w:r>
+        <w:t xml:space="preserve">- Thời gian thực hiện: </w:t>
+      </w:r>
+      <w:r>
         <w:rPr>
-          <w:b/>
+          <w:bCs/>
+          <w:color w:val="CC0000"/>
+          <w:szCs w:val="26"/>
         </w:rPr>
-        <w:t xml:space="preserve">Bằng chữ: </w:t>
+        <w:t>{ten_xi_nghiep}</w:t>
       </w:r>
       <w:r>
         <w:rPr>
           <w:b/>
-          <w:i/>
           <w:color w:val="CC0000"/>
+          <w:szCs w:val="26"/>
         </w:rPr>
-        <w:t>{so_tien_tam_ung_chu}</w:t>
+        <w:t xml:space="preserve"> </w:t>
       </w:r>
       <w:r>
-        <w:t xml:space="preserve"> đồng chẵn.</w:t>
-      </w:r>
-      <w:r>
-        <w:br/>
+        <w:t xml:space="preserve">hoàn thành công tác theo các điều khoản của hợp đồng, các yêu cầu khác của </w:t>
       </w:r>
       <w:r>
         <w:rPr>
           <w:i/>
-          <w:sz w:val="24"/>
-        </w:rPr>
-        <w:t>*(Chi tiết danh mục công trình, quy mô đầu tư và giá trị cấp tạm ứng chi phí chi tiết tại Phụ lục đính kèm theo Quyết định này).*</w:t>
-      </w:r>
-    </w:p>
-    <w:p>
-      <w:pPr>
-        <w:spacing w:after="120"/>
-        <w:jc w:val="both"/>
-      </w:pPr>
-      <w:r>
-        <w:rPr>
-          <w:b/>
-        </w:rPr>
-        <w:t>Điều 2. Nhiệm vụ, thời gian thực hiện và chế độ được hưởng:</w:t>
-      </w:r>
-    </w:p>
-    <w:p>
-      <w:pPr>
-        <w:spacing w:after="80"/>
-        <w:jc w:val="both"/>
-      </w:pPr>
-      <w:r>
-        <w:lastRenderedPageBreak/>
-        <w:t xml:space="preserve">- Yêu cầu Xí nghiệp Dịch vụ Điện lực </w:t>
-      </w:r>
-      <w:r>
-        <w:rPr>
-          <w:color w:val="CC0000"/>
-        </w:rPr>
-        <w:t>{ten_xi_nghiep}</w:t>
-      </w:r>
-      <w:r>
-        <w:t xml:space="preserve"> chủ động phối hợp với Công ty Điện lực </w:t>
-      </w:r>
-      <w:r>
-        <w:rPr>
           <w:color w:val="CC0000"/>
         </w:rPr>
         <w:t>{ten_pc_tinh}</w:t>
       </w:r>
       <w:r>
-        <w:t xml:space="preserve"> thống nhất tiến độ triển khai gói thầu; khẩn trương lập bảng tiến độ chi tiết và có văn bản cam kết thực hiện đúng tiến độ yêu cầu gửi về Công ty trong thời hạn chậm nhất </w:t>
+        <w:t xml:space="preserve"> và Tổng công ty Điện lực miền Bắc (nếu có)</w:t>
+      </w:r>
+      <w:r>
+        <w:t>.</w:t>
+      </w:r>
+    </w:p>
+    <w:p>
+      <w:pPr>
+        <w:spacing w:after="0" w:line="312" w:lineRule="auto"/>
+        <w:ind w:firstLine="567"/>
+        <w:jc w:val="both"/>
+      </w:pPr>
+      <w:r>
+        <w:t xml:space="preserve">- Yêu </w:t>
+      </w:r>
+      <w:r>
+        <w:t xml:space="preserve">cầu </w:t>
+      </w:r>
+      <w:r>
+        <w:rPr>
+          <w:color w:val="CC0000"/>
+          <w:szCs w:val="26"/>
+        </w:rPr>
+        <w:t xml:space="preserve">{ten_xi_nghiep} </w:t>
+      </w:r>
+      <w:r>
+        <w:t>lập bảng tiến độ chi tiết và cam kết thực hiện đúng tiến độ yêu cầu bằng văn bản và gửi về Công ty</w:t>
+      </w:r>
+      <w:r>
+        <w:t xml:space="preserve"> trong thời gian chậm nhất 05 ngày làm </w:t>
+      </w:r>
+      <w:r>
+        <w:lastRenderedPageBreak/>
+        <w:t>việc kể từ ngày Quyết định này được ban hành để làm cơ sở triển khai thực hiện các công việc tiếp theo.</w:t>
+      </w:r>
+    </w:p>
+    <w:p>
+      <w:pPr>
+        <w:spacing w:after="0" w:line="312" w:lineRule="auto"/>
+        <w:ind w:firstLine="567"/>
+        <w:jc w:val="both"/>
+      </w:pPr>
+      <w:r>
+        <w:t>- Công tác tài chính: Căn cứ giá trị theo hợp đồng ký kết, đơn vị hạch toán chi phí, tiền lương được hưởng theo quy chế tài chính do Công ty quy định.</w:t>
+      </w:r>
+    </w:p>
+    <w:p>
+      <w:pPr>
+        <w:spacing w:after="0" w:line="312" w:lineRule="auto"/>
+        <w:ind w:firstLine="567"/>
+        <w:jc w:val="both"/>
+        <w:rPr>
+          <w:bCs/>
+        </w:rPr>
+      </w:pPr>
+      <w:r>
+        <w:rPr>
+          <w:b/>
+          <w:szCs w:val="26"/>
+        </w:rPr>
+        <w:t xml:space="preserve">Điều </w:t>
       </w:r>
       <w:r>
         <w:rPr>
           <w:b/>
-          <w:color w:val="EE0000"/>
+          <w:szCs w:val="26"/>
         </w:rPr>
-        <w:t>05</w:t>
+        <w:t xml:space="preserve">3. </w:t>
       </w:r>
       <w:r>
         <w:rPr>
           <w:bCs/>
-          <w:color w:val="EE0000"/>
+          <w:szCs w:val="26"/>
         </w:rPr>
-        <w:t xml:space="preserve"> </w:t>
+        <w:t xml:space="preserve">Ông Giám </w:t>
       </w:r>
       <w:r>
         <w:rPr>
           <w:bCs/>
+          <w:szCs w:val="26"/>
         </w:rPr>
-        <w:t>ngày làm việc</w:t>
-      </w:r>
-      <w:r>
-        <w:t xml:space="preserve"> kể từ ngày Quyết định này được ban hành để làm cơ sở theo dõi, giám sát và triển khai các công việc tiếp theo.</w:t>
-      </w:r>
-    </w:p>
-    <w:p>
-      <w:pPr>
-        <w:spacing w:after="80"/>
-        <w:jc w:val="both"/>
-      </w:pPr>
-      <w:r>
-        <w:t xml:space="preserve">- Khẩn trương làm việc với Công ty Điện lực </w:t>
+        <w:t xml:space="preserve">đốc </w:t>
       </w:r>
       <w:r>
         <w:rPr>
+          <w:bCs/>
           <w:color w:val="CC0000"/>
-        </w:rPr>
-        <w:t>{ten_pc_tinh}</w:t>
-      </w:r>
-      <w:r>
-        <w:t xml:space="preserve"> để thực hiện các thủ tục thương thảo, ký kết hợp đồng; tổ chức thực hiện công tác khảo sát hiện trường, lập hồ sơ Thiết kế đảm bảo chất lượng và đúng tiến độ yêu cầu; tuân thủ các quy định hiện hành của pháp luật, quy định của Tập đoàn Điện lực Việt Nam (EVN) và Tổng công ty Điện lực miền Bắc (EVNNPC).</w:t>
-      </w:r>
-    </w:p>
-    <w:p>
-      <w:pPr>
-        <w:spacing w:after="80"/>
-        <w:jc w:val="both"/>
-      </w:pPr>
-      <w:r>
-        <w:t>- Thời gian thực hiện:</w:t>
-      </w:r>
-      <w:r>
-        <w:rPr>
-          <w:b/>
-        </w:rPr>
-        <w:t xml:space="preserve"> </w:t>
-      </w:r>
-      <w:r>
-        <w:t xml:space="preserve">Hoàn thành toàn bộ công việc theo đúng các mốc thời gian quy định tại các điều khoản của Hợp đồng được ký kết, các yêu cầu bổ sung khác của Công ty Điện lực </w:t>
-      </w:r>
-      <w:r>
-        <w:rPr>
-          <w:color w:val="CC0000"/>
-        </w:rPr>
-        <w:t>{ten_pc_tinh}</w:t>
-      </w:r>
-      <w:r>
-        <w:t xml:space="preserve"> và Tổng công ty Điện lực miền Bắc (nếu có).</w:t>
-      </w:r>
-    </w:p>
-    <w:p>
-      <w:pPr>
-        <w:spacing w:after="240"/>
-        <w:jc w:val="both"/>
-      </w:pPr>
-      <w:r>
-        <w:t>- Chế độ tài chính và chi phí:</w:t>
-      </w:r>
-      <w:r>
-        <w:rPr>
-          <w:b/>
-        </w:rPr>
-        <w:t xml:space="preserve"> </w:t>
-      </w:r>
-      <w:r>
-        <w:t>Căn cứ vào giá trị Hợp đồng chính thức được ký kết giữa hai bên, Xí nghiệp thực hiện hạch toán chi phí nội bộ và phân phối tiền lương được hưởng theo đúng quy định tại Quy chế quản lý tài chính và phân phối tiền lương hiện hành của Công ty Dịch vụ Điện lực miền Bắc.</w:t>
-      </w:r>
-    </w:p>
-    <w:p>
-      <w:pPr>
-        <w:spacing w:after="480"/>
-        <w:jc w:val="both"/>
-      </w:pPr>
-      <w:r>
-        <w:rPr>
-          <w:b/>
-        </w:rPr>
-        <w:t xml:space="preserve">Điều 3. </w:t>
-      </w:r>
-      <w:r>
-        <w:t xml:space="preserve">Các Ông/Bà: Trưởng các Phòng chức năng Công ty có liên quan (Kinh doanh, Tài chính - Kế toán, Kỹ thuật - An toàn), Giám đốc Xí nghiệp Dịch vụ Điện lực </w:t>
-      </w:r>
-      <w:r>
-        <w:rPr>
-          <w:b/>
-          <w:color w:val="CC0000"/>
+          <w:szCs w:val="26"/>
         </w:rPr>
         <w:t>{ten_xi_nghiep}</w:t>
       </w:r>
       <w:r>
-        <w:t xml:space="preserve"> căn cứ Quyết định thi hành./.</w:t>
+        <w:rPr>
+          <w:bCs/>
+          <w:szCs w:val="26"/>
+        </w:rPr>
+        <w:t>,</w:t>
+      </w:r>
+      <w:r>
+        <w:rPr>
+          <w:bCs/>
+          <w:szCs w:val="26"/>
+        </w:rPr>
+        <w:t xml:space="preserve"> các Ông (Bà) Trưởng các phòng chức năng của Công ty có liên quan căn cứ quyết định thi hành./.</w:t>
       </w:r>
     </w:p>
     <w:tbl>
@@ -949,14 +1072,14 @@
               <w:rPr>
                 <w:sz w:val="22"/>
               </w:rPr>
-              <w:t xml:space="preserve">- XN Dịch vụ Điện lực </w:t>
+              <w:t xml:space="preserve">- </w:t>
             </w:r>
             <w:r>
               <w:rPr>
-                <w:color w:val="CC0000"/>
+                <w:color w:val="EE0000"/>
                 <w:sz w:val="22"/>
               </w:rPr>
-              <w:t>{ten_tinh}</w:t>
+              <w:t>{ten_xi_nghiep}</w:t>
             </w:r>
             <w:r>
               <w:rPr>
@@ -1095,7 +1218,7 @@
           <w:b/>
           <w:color w:val="auto"/>
         </w:rPr>
-        <w:t>DANH MỤC ĐẦU TƯ XÂY DỰNG LƯỚI ĐIỆN 110KV NĂM 2026</w:t>
+        <w:t>DANH MỤC ĐẦU TƯ XÂY DỰNG LƯỚI ĐIỆN 110KV NĂM {nam_ke_hoach}</w:t>
       </w:r>
       <w:r>
         <w:rPr>
@@ -1152,8 +1275,8 @@
       <w:tblGrid>
         <w:gridCol w:w="616"/>
         <w:gridCol w:w="6403"/>
-        <w:gridCol w:w="4863"/>
-        <w:gridCol w:w="1788"/>
+        <w:gridCol w:w="5750"/>
+        <w:gridCol w:w="900"/>
         <w:gridCol w:w="1373"/>
       </w:tblGrid>
       <w:tr>
@@ -1424,7 +1547,7 @@
               <w:rPr>
                 <w:sz w:val="22"/>
               </w:rPr>
-              <w:t>1</w:t>
+              <w:t>{#cong_trinh}{stt}</w:t>
             </w:r>
           </w:p>
         </w:tc>
@@ -1452,7 +1575,7 @@
                 <w:color w:val="CC0000"/>
                 <w:sz w:val="22"/>
               </w:rPr>
-              <w:t>Nâng cao năng lực vận hành lưới điện trung hạ áp khu vực {ct_khu_vuc} năm {nam_ke_hoach}</w:t>
+              <w:t>{ct_ten}</w:t>
             </w:r>
             <w:r>
               <w:rPr>
@@ -1487,23 +1610,7 @@
                 <w:color w:val="CC0000"/>
                 <w:sz w:val="22"/>
               </w:rPr>
-              <w:t>- Xây dựng mới {ct_quy_mo_dz_trung} ĐZ trung thế...</w:t>
-            </w:r>
-            <w:r>
-              <w:rPr>
-                <w:color w:val="CC0000"/>
-                <w:sz w:val="22"/>
-              </w:rPr>
-              <w:br/>
-              <w:t>- Xây dựng mới {ct_quy_mo_tba} TBA...</w:t>
-            </w:r>
-            <w:r>
-              <w:rPr>
-                <w:color w:val="CC0000"/>
-                <w:sz w:val="22"/>
-              </w:rPr>
-              <w:br/>
-              <w:t>- Xây dựng mới và cải tạo {ct_quy_mo_dz_ha} ĐZ hạ thế 0.4kV...</w:t>
+              <w:t>{ct_quy_mo}</w:t>
             </w:r>
           </w:p>
         </w:tc>
@@ -1561,7 +1668,7 @@
                 <w:color w:val="CC0000"/>
                 <w:sz w:val="22"/>
               </w:rPr>
-              <w:t>{ct_tien_do}</w:t>
+              <w:t>{ct_tien_do}{/cong_trinh}</w:t>
             </w:r>
           </w:p>
         </w:tc>
@@ -1585,7 +1692,7 @@
 </file>
 
 <file path=word/numbering.xml><?xml version="1.0" encoding="utf-8"?>
-<w:numbering xmlns:wpc="http://schemas.microsoft.com/office/word/2010/wordprocessingCanvas" xmlns:cx="http://schemas.microsoft.com/office/drawing/2014/chartex" xmlns:cx1="http://schemas.microsoft.com/office/drawing/2015/9/8/chartex" xmlns:cx2="http://schemas.microsoft.com/office/drawing/2015/10/21/chartex" xmlns:cx3="http://schemas.microsoft.com/office/drawing/2016/5/9/chartex" xmlns:cx4="http://schemas.microsoft.com/office/drawing/2016/5/10/chartex" xmlns:cx5="http://schemas.microsoft.com/office/drawing/2016/5/11/chartex" xmlns:cx6="http://schemas.microsoft.com/office/drawing/2016/5/12/chartex" xmlns:cx7="http://schemas.microsoft.com/office/drawing/2016/5/13/chartex" xmlns:cx8="http://schemas.microsoft.com/office/drawing/2016/5/14/chartex" xmlns:mc="http://schemas.openxmlformats.org/markup-compatibility/2006" xmlns:aink="http://schemas.microsoft.com/office/drawing/2016/ink" xmlns:am3d="http://schemas.microsoft.com/office/drawing/2017/model3d" xmlns:o="urn:schemas-microsoft-com:office:office" xmlns:oel="http://schemas.microsoft.com/office/2019/extlst" xmlns:r="http://schemas.openxmlformats.org/officeDocument/2006/relationships" xmlns:m="http://schemas.openxmlformats.org/officeDocument/2006/math" xmlns:v="urn:schemas-microsoft-com:vml" xmlns:wp14="http://schemas.microsoft.com/office/word/2010/wordprocessingDrawing" xmlns:wp="http://schemas.openxmlformats.org/drawingml/2006/wordprocessingDrawing" xmlns:w10="urn:schemas-microsoft-com:office:word" xmlns:w="http://schemas.openxmlformats.org/wordprocessingml/2006/main" xmlns:w14="http://schemas.microsoft.com/office/word/2010/wordml" xmlns:w15="http://schemas.microsoft.com/office/word/2012/wordml" xmlns:w16cex="http://schemas.microsoft.com/office/word/2018/wordml/cex" xmlns:w16cid="http://schemas.microsoft.com/office/word/2016/wordml/cid" xmlns:w16="http://schemas.microsoft.com/office/word/2018/wordml" xmlns:w16sdtdh="http://schemas.microsoft.com/office/word/2020/wordml/sdtdatahash" xmlns:w16se="http://schemas.microsoft.com/office/word/2015/wordml/symex" xmlns:wpg="http://schemas.microsoft.com/office/word/2010/wordprocessingGroup" xmlns:wpi="http://schemas.microsoft.com/office/word/2010/wordprocessingInk" xmlns:wne="http://schemas.microsoft.com/office/word/2006/wordml" xmlns:wps="http://schemas.microsoft.com/office/word/2010/wordprocessingShape" mc:Ignorable="w14 w15 w16se w16cid w16 w16cex w16sdtdh wp14">
+<w:numbering xmlns:wpc="http://schemas.microsoft.com/office/word/2010/wordprocessingCanvas" xmlns:cx="http://schemas.microsoft.com/office/drawing/2014/chartex" xmlns:cx1="http://schemas.microsoft.com/office/drawing/2015/9/8/chartex" xmlns:cx2="http://schemas.microsoft.com/office/drawing/2015/10/21/chartex" xmlns:cx3="http://schemas.microsoft.com/office/drawing/2016/5/9/chartex" xmlns:cx4="http://schemas.microsoft.com/office/drawing/2016/5/10/chartex" xmlns:cx5="http://schemas.microsoft.com/office/drawing/2016/5/11/chartex" xmlns:cx6="http://schemas.microsoft.com/office/drawing/2016/5/12/chartex" xmlns:cx7="http://schemas.microsoft.com/office/drawing/2016/5/13/chartex" xmlns:cx8="http://schemas.microsoft.com/office/drawing/2016/5/14/chartex" xmlns:mc="http://schemas.openxmlformats.org/markup-compatibility/2006" xmlns:aink="http://schemas.microsoft.com/office/drawing/2016/ink" xmlns:am3d="http://schemas.microsoft.com/office/drawing/2017/model3d" xmlns:o="urn:schemas-microsoft-com:office:office" xmlns:oel="http://schemas.microsoft.com/office/2019/extlst" xmlns:r="http://schemas.openxmlformats.org/officeDocument/2006/relationships" xmlns:m="http://schemas.openxmlformats.org/officeDocument/2006/math" xmlns:v="urn:schemas-microsoft-com:vml" xmlns:wp14="http://schemas.microsoft.com/office/word/2010/wordprocessingDrawing" xmlns:wp="http://schemas.openxmlformats.org/drawingml/2006/wordprocessingDrawing" xmlns:w10="urn:schemas-microsoft-com:office:word" xmlns:w="http://schemas.openxmlformats.org/wordprocessingml/2006/main" xmlns:w14="http://schemas.microsoft.com/office/word/2010/wordml" xmlns:w15="http://schemas.microsoft.com/office/word/2012/wordml" xmlns:w16cex="http://schemas.microsoft.com/office/word/2018/wordml/cex" xmlns:w16cid="http://schemas.microsoft.com/office/word/2016/wordml/cid" xmlns:w16="http://schemas.microsoft.com/office/word/2018/wordml" xmlns:w16du="http://schemas.microsoft.com/office/word/2023/wordml/word16du" xmlns:w16sdtdh="http://schemas.microsoft.com/office/word/2020/wordml/sdtdatahash" xmlns:w16sdtfl="http://schemas.microsoft.com/office/word/2024/wordml/sdtformatlock" xmlns:w16se="http://schemas.microsoft.com/office/word/2015/wordml/symex" xmlns:wpg="http://schemas.microsoft.com/office/word/2010/wordprocessingGroup" xmlns:wpi="http://schemas.microsoft.com/office/word/2010/wordprocessingInk" xmlns:wne="http://schemas.microsoft.com/office/word/2006/wordml" xmlns:wps="http://schemas.microsoft.com/office/word/2010/wordprocessingShape" mc:Ignorable="w14 w15 w16se w16cid w16 w16cex w16sdtdh w16sdtfl w16du wp14">
   <w:abstractNum w:abstractNumId="0" w15:restartNumberingAfterBreak="0">
     <w:nsid w:val="FFFFFF7C"/>
     <w:multiLevelType w:val="singleLevel"/>
@@ -1905,7 +2012,7 @@
 </file>
 
 <file path=word/styles.xml><?xml version="1.0" encoding="utf-8"?>
-<w:styles xmlns:mc="http://schemas.openxmlformats.org/markup-compatibility/2006" xmlns:r="http://schemas.openxmlformats.org/officeDocument/2006/relationships" xmlns:w="http://schemas.openxmlformats.org/wordprocessingml/2006/main" xmlns:w14="http://schemas.microsoft.com/office/word/2010/wordml" xmlns:w15="http://schemas.microsoft.com/office/word/2012/wordml" xmlns:w16cex="http://schemas.microsoft.com/office/word/2018/wordml/cex" xmlns:w16cid="http://schemas.microsoft.com/office/word/2016/wordml/cid" xmlns:w16="http://schemas.microsoft.com/office/word/2018/wordml" xmlns:w16sdtdh="http://schemas.microsoft.com/office/word/2020/wordml/sdtdatahash" xmlns:w16se="http://schemas.microsoft.com/office/word/2015/wordml/symex" mc:Ignorable="w14 w15 w16se w16cid w16 w16cex w16sdtdh">
+<w:styles xmlns:mc="http://schemas.openxmlformats.org/markup-compatibility/2006" xmlns:r="http://schemas.openxmlformats.org/officeDocument/2006/relationships" xmlns:w="http://schemas.openxmlformats.org/wordprocessingml/2006/main" xmlns:w14="http://schemas.microsoft.com/office/word/2010/wordml" xmlns:w15="http://schemas.microsoft.com/office/word/2012/wordml" xmlns:w16cex="http://schemas.microsoft.com/office/word/2018/wordml/cex" xmlns:w16cid="http://schemas.microsoft.com/office/word/2016/wordml/cid" xmlns:w16="http://schemas.microsoft.com/office/word/2018/wordml" xmlns:w16du="http://schemas.microsoft.com/office/word/2023/wordml/word16du" xmlns:w16sdtdh="http://schemas.microsoft.com/office/word/2020/wordml/sdtdatahash" xmlns:w16sdtfl="http://schemas.microsoft.com/office/word/2024/wordml/sdtformatlock" xmlns:w16se="http://schemas.microsoft.com/office/word/2015/wordml/symex" mc:Ignorable="w14 w15 w16se w16cid w16 w16cex w16sdtdh w16sdtfl w16du">
   <w:docDefaults>
     <w:rPrDefault>
       <w:rPr>

--- a/public/templates/qd-giao-nhiem-vu-tvtk_110.docx
+++ b/public/templates/qd-giao-nhiem-vu-tvtk_110.docx
@@ -1,6 +1,6 @@
 
 <file path=word/document.xml><?xml version="1.0" encoding="utf-8"?>
-<w:document xmlns:wpc="http://schemas.microsoft.com/office/word/2010/wordprocessingCanvas" xmlns:cx="http://schemas.microsoft.com/office/drawing/2014/chartex" xmlns:cx1="http://schemas.microsoft.com/office/drawing/2015/9/8/chartex" xmlns:cx2="http://schemas.microsoft.com/office/drawing/2015/10/21/chartex" xmlns:cx3="http://schemas.microsoft.com/office/drawing/2016/5/9/chartex" xmlns:cx4="http://schemas.microsoft.com/office/drawing/2016/5/10/chartex" xmlns:cx5="http://schemas.microsoft.com/office/drawing/2016/5/11/chartex" xmlns:cx6="http://schemas.microsoft.com/office/drawing/2016/5/12/chartex" xmlns:cx7="http://schemas.microsoft.com/office/drawing/2016/5/13/chartex" xmlns:cx8="http://schemas.microsoft.com/office/drawing/2016/5/14/chartex" xmlns:mc="http://schemas.openxmlformats.org/markup-compatibility/2006" xmlns:aink="http://schemas.microsoft.com/office/drawing/2016/ink" xmlns:am3d="http://schemas.microsoft.com/office/drawing/2017/model3d" xmlns:o="urn:schemas-microsoft-com:office:office" xmlns:oel="http://schemas.microsoft.com/office/2019/extlst" xmlns:r="http://schemas.openxmlformats.org/officeDocument/2006/relationships" xmlns:m="http://schemas.openxmlformats.org/officeDocument/2006/math" xmlns:v="urn:schemas-microsoft-com:vml" xmlns:wp14="http://schemas.microsoft.com/office/word/2010/wordprocessingDrawing" xmlns:wp="http://schemas.openxmlformats.org/drawingml/2006/wordprocessingDrawing" xmlns:w10="urn:schemas-microsoft-com:office:word" xmlns:w="http://schemas.openxmlformats.org/wordprocessingml/2006/main" xmlns:w14="http://schemas.microsoft.com/office/word/2010/wordml" xmlns:w15="http://schemas.microsoft.com/office/word/2012/wordml" xmlns:w16cex="http://schemas.microsoft.com/office/word/2018/wordml/cex" xmlns:w16cid="http://schemas.microsoft.com/office/word/2016/wordml/cid" xmlns:w16="http://schemas.microsoft.com/office/word/2018/wordml" xmlns:w16du="http://schemas.microsoft.com/office/word/2023/wordml/word16du" xmlns:w16sdtdh="http://schemas.microsoft.com/office/word/2020/wordml/sdtdatahash" xmlns:w16sdtfl="http://schemas.microsoft.com/office/word/2024/wordml/sdtformatlock" xmlns:w16se="http://schemas.microsoft.com/office/word/2015/wordml/symex" xmlns:wpg="http://schemas.microsoft.com/office/word/2010/wordprocessingGroup" xmlns:wpi="http://schemas.microsoft.com/office/word/2010/wordprocessingInk" xmlns:wne="http://schemas.microsoft.com/office/word/2006/wordml" xmlns:wps="http://schemas.microsoft.com/office/word/2010/wordprocessingShape" mc:Ignorable="w14 w15 w16se w16cid w16 w16cex w16sdtdh w16sdtfl w16du wp14">
+<w:document xmlns:wpc="http://schemas.microsoft.com/office/word/2010/wordprocessingCanvas" xmlns:cx="http://schemas.microsoft.com/office/drawing/2014/chartex" xmlns:cx1="http://schemas.microsoft.com/office/drawing/2015/9/8/chartex" xmlns:cx2="http://schemas.microsoft.com/office/drawing/2015/10/21/chartex" xmlns:cx3="http://schemas.microsoft.com/office/drawing/2016/5/9/chartex" xmlns:cx4="http://schemas.microsoft.com/office/drawing/2016/5/10/chartex" xmlns:cx5="http://schemas.microsoft.com/office/drawing/2016/5/11/chartex" xmlns:cx6="http://schemas.microsoft.com/office/drawing/2016/5/12/chartex" xmlns:cx7="http://schemas.microsoft.com/office/drawing/2016/5/13/chartex" xmlns:cx8="http://schemas.microsoft.com/office/drawing/2016/5/14/chartex" xmlns:mc="http://schemas.openxmlformats.org/markup-compatibility/2006" xmlns:aink="http://schemas.microsoft.com/office/drawing/2016/ink" xmlns:am3d="http://schemas.microsoft.com/office/drawing/2017/model3d" xmlns:o="urn:schemas-microsoft-com:office:office" xmlns:oel="http://schemas.microsoft.com/office/2019/extlst" xmlns:r="http://schemas.openxmlformats.org/officeDocument/2006/relationships" xmlns:m="http://schemas.openxmlformats.org/officeDocument/2006/math" xmlns:v="urn:schemas-microsoft-com:vml" xmlns:wp14="http://schemas.microsoft.com/office/word/2010/wordprocessingDrawing" xmlns:wp="http://schemas.openxmlformats.org/drawingml/2006/wordprocessingDrawing" xmlns:w10="urn:schemas-microsoft-com:office:word" xmlns:w="http://schemas.openxmlformats.org/wordprocessingml/2006/main" xmlns:w14="http://schemas.microsoft.com/office/word/2010/wordml" xmlns:w15="http://schemas.microsoft.com/office/word/2012/wordml" xmlns:w16cei="http://schemas.microsoft.com/office/word/2026/wordml/cei" xmlns:w16cex="http://schemas.microsoft.com/office/word/2018/wordml/cex" xmlns:w16cid="http://schemas.microsoft.com/office/word/2016/wordml/cid" xmlns:w16="http://schemas.microsoft.com/office/word/2018/wordml" xmlns:w16du="http://schemas.microsoft.com/office/word/2023/wordml/word16du" xmlns:w16sdtdh="http://schemas.microsoft.com/office/word/2020/wordml/sdtdatahash" xmlns:w16sdtfl="http://schemas.microsoft.com/office/word/2024/wordml/sdtformatlock" xmlns:w16se="http://schemas.microsoft.com/office/word/2015/wordml/symex" xmlns:wpg="http://schemas.microsoft.com/office/word/2010/wordprocessingGroup" xmlns:wpi="http://schemas.microsoft.com/office/word/2010/wordprocessingInk" xmlns:wne="http://schemas.microsoft.com/office/word/2006/wordml" xmlns:wps="http://schemas.microsoft.com/office/word/2010/wordprocessingShape" mc:Ignorable="w14 w15 w16se w16cid w16 w16cex w16sdtdh w16sdtfl w16du wp14">
   <w:body>
     <w:tbl>
       <w:tblPr>
@@ -128,7 +128,7 @@
                 </mc:Choice>
                 <mc:Fallback>
                   <w:pict>
-                    <v:line w14:anchorId="2EABEC1D" id="Straight Connector 1" o:spid="_x0000_s1026" style="position:absolute;z-index:251656192;visibility:visible;mso-wrap-style:square;mso-wrap-distance-left:9pt;mso-wrap-distance-top:0;mso-wrap-distance-right:9pt;mso-wrap-distance-bottom:0;mso-position-horizontal:center;mso-position-horizontal-relative:margin;mso-position-vertical:absolute;mso-position-vertical-relative:text" from="0,14.7pt" to="105.75pt,14.7pt" o:gfxdata="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" strokecolor="black [3040]" strokeweight=".5pt">
+                    <v:line w14:anchorId="23936584" id="Straight Connector 1" o:spid="_x0000_s1026" style="position:absolute;z-index:251656192;visibility:visible;mso-wrap-style:square;mso-wrap-distance-left:9pt;mso-wrap-distance-top:0;mso-wrap-distance-right:9pt;mso-wrap-distance-bottom:0;mso-position-horizontal:center;mso-position-horizontal-relative:margin;mso-position-vertical:absolute;mso-position-vertical-relative:text" from="0,14.7pt" to="105.75pt,14.7pt" o:gfxdata="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" strokecolor="black [3040]" strokeweight=".5pt">
                       <w10:wrap anchorx="margin"/>
                     </v:line>
                   </w:pict>
@@ -251,7 +251,7 @@
                 </mc:Choice>
                 <mc:Fallback>
                   <w:pict>
-                    <v:line w14:anchorId="1B1FB4CD" id="Straight Connector 2" o:spid="_x0000_s1026" style="position:absolute;z-index:251660288;visibility:visible;mso-wrap-style:square;mso-width-percent:0;mso-wrap-distance-left:9pt;mso-wrap-distance-top:0;mso-wrap-distance-right:9pt;mso-wrap-distance-bottom:0;mso-position-horizontal:absolute;mso-position-horizontal-relative:margin;mso-position-vertical:absolute;mso-position-vertical-relative:text;mso-width-percent:0;mso-width-relative:margin" from="41.4pt,14.85pt" to="188.65pt,14.85pt" o:gfxdata="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" strokecolor="black [3040]" strokeweight=".5pt">
+                    <v:line w14:anchorId="74B8ABFE" id="Straight Connector 2" o:spid="_x0000_s1026" style="position:absolute;z-index:251660288;visibility:visible;mso-wrap-style:square;mso-width-percent:0;mso-wrap-distance-left:9pt;mso-wrap-distance-top:0;mso-wrap-distance-right:9pt;mso-wrap-distance-bottom:0;mso-position-horizontal:absolute;mso-position-horizontal-relative:margin;mso-position-vertical:absolute;mso-position-vertical-relative:text;mso-width-percent:0;mso-width-relative:margin" from="41.4pt,14.85pt" to="188.65pt,14.85pt" o:gfxdata="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" strokecolor="black [3040]" strokeweight=".5pt">
                       <w10:wrap anchorx="margin"/>
                     </v:line>
                   </w:pict>
@@ -410,7 +410,7 @@
           </mc:Choice>
           <mc:Fallback>
             <w:pict>
-              <v:line w14:anchorId="60F8CCB7" id="Straight Connector 3" o:spid="_x0000_s1026" style="position:absolute;z-index:251661312;visibility:visible;mso-wrap-style:square;mso-width-percent:0;mso-height-percent:0;mso-wrap-distance-left:9pt;mso-wrap-distance-top:0;mso-wrap-distance-right:9pt;mso-wrap-distance-bottom:0;mso-position-horizontal:absolute;mso-position-horizontal-relative:margin;mso-position-vertical:absolute;mso-position-vertical-relative:text;mso-width-percent:0;mso-height-percent:0;mso-width-relative:page;mso-height-relative:page" from="127.85pt,58.8pt" to="297.95pt,58.8pt" o:gfxdata="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">
+              <v:line w14:anchorId="61EBA3EC" id="Straight Connector 3" o:spid="_x0000_s1026" style="position:absolute;z-index:251661312;visibility:visible;mso-wrap-style:square;mso-width-percent:0;mso-height-percent:0;mso-wrap-distance-left:9pt;mso-wrap-distance-top:0;mso-wrap-distance-right:9pt;mso-wrap-distance-bottom:0;mso-position-horizontal:absolute;mso-position-horizontal-relative:margin;mso-position-vertical:absolute;mso-position-vertical-relative:text;mso-width-percent:0;mso-height-percent:0;mso-width-relative:page;mso-height-relative:page" from="127.85pt,58.8pt" to="297.95pt,58.8pt" o:gfxdata="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">
                 <w10:wrap anchorx="margin"/>
               </v:line>
             </w:pict>
@@ -1273,11 +1273,11 @@
         <w:tblLook w:val="04A0" w:firstRow="1" w:lastRow="0" w:firstColumn="1" w:lastColumn="0" w:noHBand="0" w:noVBand="1"/>
       </w:tblPr>
       <w:tblGrid>
-        <w:gridCol w:w="616"/>
-        <w:gridCol w:w="6403"/>
-        <w:gridCol w:w="5750"/>
-        <w:gridCol w:w="900"/>
-        <w:gridCol w:w="1373"/>
+        <w:gridCol w:w="1894"/>
+        <w:gridCol w:w="1594"/>
+        <w:gridCol w:w="2319"/>
+        <w:gridCol w:w="1997"/>
+        <w:gridCol w:w="2566"/>
       </w:tblGrid>
       <w:tr>
         <w:trPr>
@@ -1537,7 +1537,7 @@
           </w:tcPr>
           <w:p>
             <w:pPr>
-              <w:spacing w:after="40" w:line="276" w:lineRule="auto"/>
+              <w:spacing w:line="312" w:lineRule="auto"/>
               <w:jc w:val="center"/>
               <w:rPr>
                 <w:sz w:val="22"/>
@@ -1564,26 +1564,19 @@
           </w:tcPr>
           <w:p>
             <w:pPr>
-              <w:spacing w:after="40" w:line="276" w:lineRule="auto"/>
+              <w:spacing w:line="312" w:lineRule="auto"/>
               <w:rPr>
+                <w:iCs/>
                 <w:sz w:val="22"/>
               </w:rPr>
             </w:pPr>
             <w:r>
               <w:rPr>
-                <w:i/>
+                <w:iCs/>
                 <w:color w:val="CC0000"/>
                 <w:sz w:val="22"/>
               </w:rPr>
               <w:t>{ct_ten}</w:t>
-            </w:r>
-            <w:r>
-              <w:rPr>
-                <w:i/>
-                <w:color w:val="CC0000"/>
-                <w:sz w:val="22"/>
-              </w:rPr>
-              <w:br/>
             </w:r>
           </w:p>
         </w:tc>
@@ -1600,7 +1593,7 @@
           </w:tcPr>
           <w:p>
             <w:pPr>
-              <w:spacing w:after="40" w:line="276" w:lineRule="auto"/>
+              <w:spacing w:line="312" w:lineRule="auto"/>
               <w:rPr>
                 <w:sz w:val="22"/>
               </w:rPr>
@@ -1627,15 +1620,16 @@
           </w:tcPr>
           <w:p>
             <w:pPr>
-              <w:spacing w:after="40" w:line="276" w:lineRule="auto"/>
+              <w:spacing w:line="312" w:lineRule="auto"/>
               <w:jc w:val="right"/>
               <w:rPr>
+                <w:iCs/>
                 <w:sz w:val="22"/>
               </w:rPr>
             </w:pPr>
             <w:r>
               <w:rPr>
-                <w:i/>
+                <w:iCs/>
                 <w:color w:val="CC0000"/>
                 <w:sz w:val="22"/>
               </w:rPr>
@@ -1656,15 +1650,16 @@
           </w:tcPr>
           <w:p>
             <w:pPr>
-              <w:spacing w:after="40" w:line="276" w:lineRule="auto"/>
+              <w:spacing w:line="312" w:lineRule="auto"/>
               <w:jc w:val="center"/>
               <w:rPr>
+                <w:iCs/>
                 <w:sz w:val="22"/>
               </w:rPr>
             </w:pPr>
             <w:r>
               <w:rPr>
-                <w:i/>
+                <w:iCs/>
                 <w:color w:val="CC0000"/>
                 <w:sz w:val="22"/>
               </w:rPr>
@@ -1692,7 +1687,7 @@
 </file>
 
 <file path=word/numbering.xml><?xml version="1.0" encoding="utf-8"?>
-<w:numbering xmlns:wpc="http://schemas.microsoft.com/office/word/2010/wordprocessingCanvas" xmlns:cx="http://schemas.microsoft.com/office/drawing/2014/chartex" xmlns:cx1="http://schemas.microsoft.com/office/drawing/2015/9/8/chartex" xmlns:cx2="http://schemas.microsoft.com/office/drawing/2015/10/21/chartex" xmlns:cx3="http://schemas.microsoft.com/office/drawing/2016/5/9/chartex" xmlns:cx4="http://schemas.microsoft.com/office/drawing/2016/5/10/chartex" xmlns:cx5="http://schemas.microsoft.com/office/drawing/2016/5/11/chartex" xmlns:cx6="http://schemas.microsoft.com/office/drawing/2016/5/12/chartex" xmlns:cx7="http://schemas.microsoft.com/office/drawing/2016/5/13/chartex" xmlns:cx8="http://schemas.microsoft.com/office/drawing/2016/5/14/chartex" xmlns:mc="http://schemas.openxmlformats.org/markup-compatibility/2006" xmlns:aink="http://schemas.microsoft.com/office/drawing/2016/ink" xmlns:am3d="http://schemas.microsoft.com/office/drawing/2017/model3d" xmlns:o="urn:schemas-microsoft-com:office:office" xmlns:oel="http://schemas.microsoft.com/office/2019/extlst" xmlns:r="http://schemas.openxmlformats.org/officeDocument/2006/relationships" xmlns:m="http://schemas.openxmlformats.org/officeDocument/2006/math" xmlns:v="urn:schemas-microsoft-com:vml" xmlns:wp14="http://schemas.microsoft.com/office/word/2010/wordprocessingDrawing" xmlns:wp="http://schemas.openxmlformats.org/drawingml/2006/wordprocessingDrawing" xmlns:w10="urn:schemas-microsoft-com:office:word" xmlns:w="http://schemas.openxmlformats.org/wordprocessingml/2006/main" xmlns:w14="http://schemas.microsoft.com/office/word/2010/wordml" xmlns:w15="http://schemas.microsoft.com/office/word/2012/wordml" xmlns:w16cex="http://schemas.microsoft.com/office/word/2018/wordml/cex" xmlns:w16cid="http://schemas.microsoft.com/office/word/2016/wordml/cid" xmlns:w16="http://schemas.microsoft.com/office/word/2018/wordml" xmlns:w16du="http://schemas.microsoft.com/office/word/2023/wordml/word16du" xmlns:w16sdtdh="http://schemas.microsoft.com/office/word/2020/wordml/sdtdatahash" xmlns:w16sdtfl="http://schemas.microsoft.com/office/word/2024/wordml/sdtformatlock" xmlns:w16se="http://schemas.microsoft.com/office/word/2015/wordml/symex" xmlns:wpg="http://schemas.microsoft.com/office/word/2010/wordprocessingGroup" xmlns:wpi="http://schemas.microsoft.com/office/word/2010/wordprocessingInk" xmlns:wne="http://schemas.microsoft.com/office/word/2006/wordml" xmlns:wps="http://schemas.microsoft.com/office/word/2010/wordprocessingShape" mc:Ignorable="w14 w15 w16se w16cid w16 w16cex w16sdtdh w16sdtfl w16du wp14">
+<w:numbering xmlns:wpc="http://schemas.microsoft.com/office/word/2010/wordprocessingCanvas" xmlns:cx="http://schemas.microsoft.com/office/drawing/2014/chartex" xmlns:cx1="http://schemas.microsoft.com/office/drawing/2015/9/8/chartex" xmlns:cx2="http://schemas.microsoft.com/office/drawing/2015/10/21/chartex" xmlns:cx3="http://schemas.microsoft.com/office/drawing/2016/5/9/chartex" xmlns:cx4="http://schemas.microsoft.com/office/drawing/2016/5/10/chartex" xmlns:cx5="http://schemas.microsoft.com/office/drawing/2016/5/11/chartex" xmlns:cx6="http://schemas.microsoft.com/office/drawing/2016/5/12/chartex" xmlns:cx7="http://schemas.microsoft.com/office/drawing/2016/5/13/chartex" xmlns:cx8="http://schemas.microsoft.com/office/drawing/2016/5/14/chartex" xmlns:mc="http://schemas.openxmlformats.org/markup-compatibility/2006" xmlns:aink="http://schemas.microsoft.com/office/drawing/2016/ink" xmlns:am3d="http://schemas.microsoft.com/office/drawing/2017/model3d" xmlns:o="urn:schemas-microsoft-com:office:office" xmlns:oel="http://schemas.microsoft.com/office/2019/extlst" xmlns:r="http://schemas.openxmlformats.org/officeDocument/2006/relationships" xmlns:m="http://schemas.openxmlformats.org/officeDocument/2006/math" xmlns:v="urn:schemas-microsoft-com:vml" xmlns:wp14="http://schemas.microsoft.com/office/word/2010/wordprocessingDrawing" xmlns:wp="http://schemas.openxmlformats.org/drawingml/2006/wordprocessingDrawing" xmlns:w10="urn:schemas-microsoft-com:office:word" xmlns:w="http://schemas.openxmlformats.org/wordprocessingml/2006/main" xmlns:w14="http://schemas.microsoft.com/office/word/2010/wordml" xmlns:w15="http://schemas.microsoft.com/office/word/2012/wordml" xmlns:w16cei="http://schemas.microsoft.com/office/word/2026/wordml/cei" xmlns:w16cex="http://schemas.microsoft.com/office/word/2018/wordml/cex" xmlns:w16cid="http://schemas.microsoft.com/office/word/2016/wordml/cid" xmlns:w16="http://schemas.microsoft.com/office/word/2018/wordml" xmlns:w16du="http://schemas.microsoft.com/office/word/2023/wordml/word16du" xmlns:w16sdtdh="http://schemas.microsoft.com/office/word/2020/wordml/sdtdatahash" xmlns:w16sdtfl="http://schemas.microsoft.com/office/word/2024/wordml/sdtformatlock" xmlns:w16se="http://schemas.microsoft.com/office/word/2015/wordml/symex" xmlns:wpg="http://schemas.microsoft.com/office/word/2010/wordprocessingGroup" xmlns:wpi="http://schemas.microsoft.com/office/word/2010/wordprocessingInk" xmlns:wne="http://schemas.microsoft.com/office/word/2006/wordml" xmlns:wps="http://schemas.microsoft.com/office/word/2010/wordprocessingShape" mc:Ignorable="w14 w15 w16se w16cid w16 w16cex w16sdtdh w16sdtfl w16du wp14">
   <w:abstractNum w:abstractNumId="0" w15:restartNumberingAfterBreak="0">
     <w:nsid w:val="FFFFFF7C"/>
     <w:multiLevelType w:val="singleLevel"/>

--- a/public/templates/qd-giao-nhiem-vu-tvtk_110.docx
+++ b/public/templates/qd-giao-nhiem-vu-tvtk_110.docx
@@ -128,7 +128,7 @@
                 </mc:Choice>
                 <mc:Fallback>
                   <w:pict>
-                    <v:line w14:anchorId="23936584" id="Straight Connector 1" o:spid="_x0000_s1026" style="position:absolute;z-index:251656192;visibility:visible;mso-wrap-style:square;mso-wrap-distance-left:9pt;mso-wrap-distance-top:0;mso-wrap-distance-right:9pt;mso-wrap-distance-bottom:0;mso-position-horizontal:center;mso-position-horizontal-relative:margin;mso-position-vertical:absolute;mso-position-vertical-relative:text" from="0,14.7pt" to="105.75pt,14.7pt" o:gfxdata="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" strokecolor="black [3040]" strokeweight=".5pt">
+                    <v:line w14:anchorId="4C7845DF" id="Straight Connector 1" o:spid="_x0000_s1026" style="position:absolute;z-index:251656192;visibility:visible;mso-wrap-style:square;mso-wrap-distance-left:9pt;mso-wrap-distance-top:0;mso-wrap-distance-right:9pt;mso-wrap-distance-bottom:0;mso-position-horizontal:center;mso-position-horizontal-relative:margin;mso-position-vertical:absolute;mso-position-vertical-relative:text" from="0,14.7pt" to="105.75pt,14.7pt" o:gfxdata="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" strokecolor="black [3040]" strokeweight=".5pt">
                       <w10:wrap anchorx="margin"/>
                     </v:line>
                   </w:pict>
@@ -251,7 +251,7 @@
                 </mc:Choice>
                 <mc:Fallback>
                   <w:pict>
-                    <v:line w14:anchorId="74B8ABFE" id="Straight Connector 2" o:spid="_x0000_s1026" style="position:absolute;z-index:251660288;visibility:visible;mso-wrap-style:square;mso-width-percent:0;mso-wrap-distance-left:9pt;mso-wrap-distance-top:0;mso-wrap-distance-right:9pt;mso-wrap-distance-bottom:0;mso-position-horizontal:absolute;mso-position-horizontal-relative:margin;mso-position-vertical:absolute;mso-position-vertical-relative:text;mso-width-percent:0;mso-width-relative:margin" from="41.4pt,14.85pt" to="188.65pt,14.85pt" o:gfxdata="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" strokecolor="black [3040]" strokeweight=".5pt">
+                    <v:line w14:anchorId="5444EED7" id="Straight Connector 2" o:spid="_x0000_s1026" style="position:absolute;z-index:251660288;visibility:visible;mso-wrap-style:square;mso-width-percent:0;mso-wrap-distance-left:9pt;mso-wrap-distance-top:0;mso-wrap-distance-right:9pt;mso-wrap-distance-bottom:0;mso-position-horizontal:absolute;mso-position-horizontal-relative:margin;mso-position-vertical:absolute;mso-position-vertical-relative:text;mso-width-percent:0;mso-width-relative:margin" from="41.4pt,14.85pt" to="188.65pt,14.85pt" o:gfxdata="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" strokecolor="black [3040]" strokeweight=".5pt">
                       <w10:wrap anchorx="margin"/>
                     </v:line>
                   </w:pict>
@@ -410,7 +410,7 @@
           </mc:Choice>
           <mc:Fallback>
             <w:pict>
-              <v:line w14:anchorId="61EBA3EC" id="Straight Connector 3" o:spid="_x0000_s1026" style="position:absolute;z-index:251661312;visibility:visible;mso-wrap-style:square;mso-width-percent:0;mso-height-percent:0;mso-wrap-distance-left:9pt;mso-wrap-distance-top:0;mso-wrap-distance-right:9pt;mso-wrap-distance-bottom:0;mso-position-horizontal:absolute;mso-position-horizontal-relative:margin;mso-position-vertical:absolute;mso-position-vertical-relative:text;mso-width-percent:0;mso-height-percent:0;mso-width-relative:page;mso-height-relative:page" from="127.85pt,58.8pt" to="297.95pt,58.8pt" o:gfxdata="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">
+              <v:line w14:anchorId="62FE5EA7" id="Straight Connector 3" o:spid="_x0000_s1026" style="position:absolute;z-index:251661312;visibility:visible;mso-wrap-style:square;mso-width-percent:0;mso-height-percent:0;mso-wrap-distance-left:9pt;mso-wrap-distance-top:0;mso-wrap-distance-right:9pt;mso-wrap-distance-bottom:0;mso-position-horizontal:absolute;mso-position-horizontal-relative:margin;mso-position-vertical:absolute;mso-position-vertical-relative:text;mso-width-percent:0;mso-height-percent:0;mso-width-relative:page;mso-height-relative:page" from="127.85pt,58.8pt" to="297.95pt,58.8pt" o:gfxdata="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">
                 <w10:wrap anchorx="margin"/>
               </v:line>
             </w:pict>
@@ -554,7 +554,7 @@
         <w:rPr>
           <w:i/>
         </w:rPr>
-        <w:t xml:space="preserve"> của Tổng công ty Điện lực miền Bắc về việc thành lập Xí nghiệp Dịch vụ Điện lực </w:t>
+        <w:t xml:space="preserve"> của Tổng công ty Điện lực miền Bắc về việc thành lập </w:t>
       </w:r>
       <w:r>
         <w:rPr>
@@ -827,10 +827,20 @@
         <w:t xml:space="preserve">khẩn trương làm việc </w:t>
       </w:r>
       <w:r>
-        <w:t>PCPT</w:t>
+        <w:t xml:space="preserve">với </w:t>
       </w:r>
       <w:r>
-        <w:t xml:space="preserve"> để thương thảo và ký hợp đồng tư vấn thiết kế</w:t>
+        <w:rPr>
+          <w:iCs/>
+          <w:color w:val="CC0000"/>
+        </w:rPr>
+        <w:t>{ten_pc_tinh}</w:t>
+      </w:r>
+      <w:r>
+        <w:t xml:space="preserve"> </w:t>
+      </w:r>
+      <w:r>
+        <w:t>để thương thảo và ký hợp đồng tư vấn thiết kế</w:t>
       </w:r>
       <w:r>
         <w:t>.</w:t>
@@ -866,7 +876,7 @@
       </w:r>
       <w:r>
         <w:rPr>
-          <w:i/>
+          <w:iCs/>
           <w:color w:val="CC0000"/>
         </w:rPr>
         <w:t>{ten_pc_tinh}</w:t>
@@ -944,9 +954,25 @@
       <w:r>
         <w:rPr>
           <w:bCs/>
+          <w:color w:val="EE0000"/>
           <w:szCs w:val="26"/>
         </w:rPr>
-        <w:t xml:space="preserve">Ông Giám </w:t>
+        <w:t>{danh_xung_gd_xn}</w:t>
+      </w:r>
+      <w:r>
+        <w:rPr>
+          <w:b/>
+          <w:color w:val="EE0000"/>
+          <w:szCs w:val="26"/>
+        </w:rPr>
+        <w:t xml:space="preserve"> </w:t>
+      </w:r>
+      <w:r>
+        <w:rPr>
+          <w:bCs/>
+          <w:szCs w:val="26"/>
+        </w:rPr>
+        <w:t xml:space="preserve">Giám </w:t>
       </w:r>
       <w:r>
         <w:rPr>
@@ -975,7 +1001,7 @@
           <w:bCs/>
           <w:szCs w:val="26"/>
         </w:rPr>
-        <w:t xml:space="preserve"> các Ông (Bà) Trưởng các phòng chức năng của Công ty có liên quan căn cứ quyết định thi hành./.</w:t>
+        <w:t xml:space="preserve"> các Ông Trưởng các phòng chức năng của Công ty có liên quan căn cứ quyết định thi hành./.</w:t>
       </w:r>
     </w:p>
     <w:tbl>

--- a/public/templates/qd-giao-nhiem-vu-tvtk_110.docx
+++ b/public/templates/qd-giao-nhiem-vu-tvtk_110.docx
@@ -128,7 +128,7 @@
                 </mc:Choice>
                 <mc:Fallback>
                   <w:pict>
-                    <v:line w14:anchorId="4C7845DF" id="Straight Connector 1" o:spid="_x0000_s1026" style="position:absolute;z-index:251656192;visibility:visible;mso-wrap-style:square;mso-wrap-distance-left:9pt;mso-wrap-distance-top:0;mso-wrap-distance-right:9pt;mso-wrap-distance-bottom:0;mso-position-horizontal:center;mso-position-horizontal-relative:margin;mso-position-vertical:absolute;mso-position-vertical-relative:text" from="0,14.7pt" to="105.75pt,14.7pt" o:gfxdata="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" strokecolor="black [3040]" strokeweight=".5pt">
+                    <v:line w14:anchorId="37804BCE" id="Straight Connector 1" o:spid="_x0000_s1026" style="position:absolute;z-index:251656192;visibility:visible;mso-wrap-style:square;mso-wrap-distance-left:9pt;mso-wrap-distance-top:0;mso-wrap-distance-right:9pt;mso-wrap-distance-bottom:0;mso-position-horizontal:center;mso-position-horizontal-relative:margin;mso-position-vertical:absolute;mso-position-vertical-relative:text" from="0,14.7pt" to="105.75pt,14.7pt" o:gfxdata="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" strokecolor="black [3040]" strokeweight=".5pt">
                       <w10:wrap anchorx="margin"/>
                     </v:line>
                   </w:pict>
@@ -251,7 +251,7 @@
                 </mc:Choice>
                 <mc:Fallback>
                   <w:pict>
-                    <v:line w14:anchorId="5444EED7" id="Straight Connector 2" o:spid="_x0000_s1026" style="position:absolute;z-index:251660288;visibility:visible;mso-wrap-style:square;mso-width-percent:0;mso-wrap-distance-left:9pt;mso-wrap-distance-top:0;mso-wrap-distance-right:9pt;mso-wrap-distance-bottom:0;mso-position-horizontal:absolute;mso-position-horizontal-relative:margin;mso-position-vertical:absolute;mso-position-vertical-relative:text;mso-width-percent:0;mso-width-relative:margin" from="41.4pt,14.85pt" to="188.65pt,14.85pt" o:gfxdata="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" strokecolor="black [3040]" strokeweight=".5pt">
+                    <v:line w14:anchorId="2F905DC2" id="Straight Connector 2" o:spid="_x0000_s1026" style="position:absolute;z-index:251660288;visibility:visible;mso-wrap-style:square;mso-width-percent:0;mso-wrap-distance-left:9pt;mso-wrap-distance-top:0;mso-wrap-distance-right:9pt;mso-wrap-distance-bottom:0;mso-position-horizontal:absolute;mso-position-horizontal-relative:margin;mso-position-vertical:absolute;mso-position-vertical-relative:text;mso-width-percent:0;mso-width-relative:margin" from="41.4pt,14.85pt" to="188.65pt,14.85pt" o:gfxdata="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" strokecolor="black [3040]" strokeweight=".5pt">
                       <w10:wrap anchorx="margin"/>
                     </v:line>
                   </w:pict>
@@ -410,7 +410,7 @@
           </mc:Choice>
           <mc:Fallback>
             <w:pict>
-              <v:line w14:anchorId="62FE5EA7" id="Straight Connector 3" o:spid="_x0000_s1026" style="position:absolute;z-index:251661312;visibility:visible;mso-wrap-style:square;mso-width-percent:0;mso-height-percent:0;mso-wrap-distance-left:9pt;mso-wrap-distance-top:0;mso-wrap-distance-right:9pt;mso-wrap-distance-bottom:0;mso-position-horizontal:absolute;mso-position-horizontal-relative:margin;mso-position-vertical:absolute;mso-position-vertical-relative:text;mso-width-percent:0;mso-height-percent:0;mso-width-relative:page;mso-height-relative:page" from="127.85pt,58.8pt" to="297.95pt,58.8pt" o:gfxdata="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">
+              <v:line w14:anchorId="1D18A446" id="Straight Connector 3" o:spid="_x0000_s1026" style="position:absolute;z-index:251661312;visibility:visible;mso-wrap-style:square;mso-width-percent:0;mso-height-percent:0;mso-wrap-distance-left:9pt;mso-wrap-distance-top:0;mso-wrap-distance-right:9pt;mso-wrap-distance-bottom:0;mso-position-horizontal:absolute;mso-position-horizontal-relative:margin;mso-position-vertical:absolute;mso-position-vertical-relative:text;mso-width-percent:0;mso-height-percent:0;mso-width-relative:page;mso-height-relative:page" from="127.85pt,58.8pt" to="297.95pt,58.8pt" o:gfxdata="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">
                 <w10:wrap anchorx="margin"/>
               </v:line>
             </w:pict>
@@ -619,7 +619,7 @@
         <w:rPr>
           <w:i/>
         </w:rPr>
-        <w:t xml:space="preserve"> về việc duyệt danh mục và tạm giao kế hoạch vốn công trình ĐTXD năm {nam_ke_hoach} cho Công ty Điện lực </w:t>
+        <w:t xml:space="preserve"> về việc duyệt danh mục và tạm giao kế hoạch vốn công trình ĐTXD năm {nam_ke_hoach} cho </w:t>
       </w:r>
       <w:r>
         <w:rPr>
@@ -1006,14 +1006,13 @@
     </w:p>
     <w:tbl>
       <w:tblPr>
-        <w:tblW w:w="0" w:type="auto"/>
+        <w:tblW w:w="5000" w:type="pct"/>
         <w:jc w:val="center"/>
-        <w:tblLayout w:type="fixed"/>
         <w:tblLook w:val="04A0" w:firstRow="1" w:lastRow="0" w:firstColumn="1" w:lastColumn="0" w:noHBand="0" w:noVBand="1"/>
       </w:tblPr>
       <w:tblGrid>
-        <w:gridCol w:w="5040"/>
-        <w:gridCol w:w="5760"/>
+        <w:gridCol w:w="4335"/>
+        <w:gridCol w:w="4955"/>
       </w:tblGrid>
       <w:tr>
         <w:trPr>
@@ -1021,7 +1020,7 @@
         </w:trPr>
         <w:tc>
           <w:tcPr>
-            <w:tcW w:w="5040" w:type="dxa"/>
+            <w:tcW w:w="2333" w:type="pct"/>
           </w:tcPr>
           <w:p>
             <w:pPr>
@@ -1129,7 +1128,7 @@
         </w:tc>
         <w:tc>
           <w:tcPr>
-            <w:tcW w:w="5760" w:type="dxa"/>
+            <w:tcW w:w="2667" w:type="pct"/>
           </w:tcPr>
           <w:p>
             <w:pPr>
@@ -1186,6 +1185,26 @@
               <w:spacing w:after="0"/>
               <w:jc w:val="center"/>
               <w:rPr>
+                <w:szCs w:val="26"/>
+              </w:rPr>
+            </w:pPr>
+          </w:p>
+          <w:p>
+            <w:pPr>
+              <w:spacing w:after="0"/>
+              <w:jc w:val="center"/>
+              <w:rPr>
+                <w:b/>
+                <w:szCs w:val="26"/>
+              </w:rPr>
+            </w:pPr>
+          </w:p>
+          <w:p>
+            <w:pPr>
+              <w:spacing w:after="0"/>
+              <w:jc w:val="center"/>
+              <w:rPr>
+                <w:b/>
                 <w:szCs w:val="26"/>
               </w:rPr>
             </w:pPr>

--- a/public/templates/qd-giao-nhiem-vu-tvtk_110.docx
+++ b/public/templates/qd-giao-nhiem-vu-tvtk_110.docx
@@ -26,6 +26,7 @@
               <w:jc w:val="center"/>
               <w:rPr>
                 <w:bCs/>
+                <w:color w:val="auto"/>
                 <w:sz w:val="24"/>
                 <w:szCs w:val="24"/>
               </w:rPr>
@@ -33,6 +34,7 @@
             <w:r>
               <w:rPr>
                 <w:bCs/>
+                <w:color w:val="auto"/>
                 <w:sz w:val="24"/>
                 <w:szCs w:val="24"/>
               </w:rPr>
@@ -45,6 +47,7 @@
               <w:jc w:val="center"/>
               <w:rPr>
                 <w:b/>
+                <w:color w:val="auto"/>
                 <w:sz w:val="24"/>
                 <w:szCs w:val="24"/>
               </w:rPr>
@@ -52,6 +55,7 @@
             <w:r>
               <w:rPr>
                 <w:b/>
+                <w:color w:val="auto"/>
                 <w:sz w:val="24"/>
                 <w:szCs w:val="24"/>
               </w:rPr>
@@ -64,6 +68,7 @@
               <w:jc w:val="center"/>
               <w:rPr>
                 <w:b/>
+                <w:color w:val="auto"/>
                 <w:sz w:val="24"/>
                 <w:szCs w:val="24"/>
               </w:rPr>
@@ -72,6 +77,7 @@
               <w:rPr>
                 <w:b/>
                 <w:noProof/>
+                <w:color w:val="auto"/>
                 <w:sz w:val="24"/>
                 <w:szCs w:val="24"/>
               </w:rPr>
@@ -128,7 +134,7 @@
                 </mc:Choice>
                 <mc:Fallback>
                   <w:pict>
-                    <v:line w14:anchorId="37804BCE" id="Straight Connector 1" o:spid="_x0000_s1026" style="position:absolute;z-index:251656192;visibility:visible;mso-wrap-style:square;mso-wrap-distance-left:9pt;mso-wrap-distance-top:0;mso-wrap-distance-right:9pt;mso-wrap-distance-bottom:0;mso-position-horizontal:center;mso-position-horizontal-relative:margin;mso-position-vertical:absolute;mso-position-vertical-relative:text" from="0,14.7pt" to="105.75pt,14.7pt" o:gfxdata="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" strokecolor="black [3040]" strokeweight=".5pt">
+                    <v:line w14:anchorId="33953495" id="Straight Connector 1" o:spid="_x0000_s1026" style="position:absolute;z-index:251656192;visibility:visible;mso-wrap-style:square;mso-wrap-distance-left:9pt;mso-wrap-distance-top:0;mso-wrap-distance-right:9pt;mso-wrap-distance-bottom:0;mso-position-horizontal:center;mso-position-horizontal-relative:margin;mso-position-vertical:absolute;mso-position-vertical-relative:text" from="0,14.7pt" to="105.75pt,14.7pt" o:gfxdata="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" strokecolor="black [3040]" strokeweight=".5pt">
                       <w10:wrap anchorx="margin"/>
                     </v:line>
                   </w:pict>
@@ -138,6 +144,7 @@
             <w:r>
               <w:rPr>
                 <w:b/>
+                <w:color w:val="auto"/>
                 <w:sz w:val="24"/>
                 <w:szCs w:val="24"/>
               </w:rPr>
@@ -157,6 +164,7 @@
                 <w:b/>
                 <w:bCs/>
                 <w:iCs/>
+                <w:color w:val="auto"/>
                 <w:spacing w:val="-12"/>
                 <w:sz w:val="24"/>
                 <w:szCs w:val="24"/>
@@ -167,6 +175,7 @@
                 <w:b/>
                 <w:bCs/>
                 <w:iCs/>
+                <w:color w:val="auto"/>
                 <w:spacing w:val="-12"/>
                 <w:sz w:val="24"/>
                 <w:szCs w:val="24"/>
@@ -182,6 +191,7 @@
                 <w:b/>
                 <w:bCs/>
                 <w:iCs/>
+                <w:color w:val="auto"/>
                 <w:sz w:val="24"/>
                 <w:szCs w:val="24"/>
               </w:rPr>
@@ -192,6 +202,7 @@
                 <w:bCs/>
                 <w:iCs/>
                 <w:noProof/>
+                <w:color w:val="auto"/>
                 <w:sz w:val="24"/>
                 <w:szCs w:val="24"/>
               </w:rPr>
@@ -251,7 +262,7 @@
                 </mc:Choice>
                 <mc:Fallback>
                   <w:pict>
-                    <v:line w14:anchorId="2F905DC2" id="Straight Connector 2" o:spid="_x0000_s1026" style="position:absolute;z-index:251660288;visibility:visible;mso-wrap-style:square;mso-width-percent:0;mso-wrap-distance-left:9pt;mso-wrap-distance-top:0;mso-wrap-distance-right:9pt;mso-wrap-distance-bottom:0;mso-position-horizontal:absolute;mso-position-horizontal-relative:margin;mso-position-vertical:absolute;mso-position-vertical-relative:text;mso-width-percent:0;mso-width-relative:margin" from="41.4pt,14.85pt" to="188.65pt,14.85pt" o:gfxdata="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" strokecolor="black [3040]" strokeweight=".5pt">
+                    <v:line w14:anchorId="1A214CBF" id="Straight Connector 2" o:spid="_x0000_s1026" style="position:absolute;z-index:251660288;visibility:visible;mso-wrap-style:square;mso-width-percent:0;mso-wrap-distance-left:9pt;mso-wrap-distance-top:0;mso-wrap-distance-right:9pt;mso-wrap-distance-bottom:0;mso-position-horizontal:absolute;mso-position-horizontal-relative:margin;mso-position-vertical:absolute;mso-position-vertical-relative:text;mso-width-percent:0;mso-width-relative:margin" from="41.4pt,14.85pt" to="188.65pt,14.85pt" o:gfxdata="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" strokecolor="black [3040]" strokeweight=".5pt">
                       <w10:wrap anchorx="margin"/>
                     </v:line>
                   </w:pict>
@@ -263,6 +274,7 @@
                 <w:b/>
                 <w:bCs/>
                 <w:iCs/>
+                <w:color w:val="auto"/>
                 <w:sz w:val="24"/>
                 <w:szCs w:val="24"/>
               </w:rPr>
@@ -283,22 +295,17 @@
             <w:pPr>
               <w:spacing w:after="120"/>
               <w:rPr>
+                <w:color w:val="auto"/>
                 <w:szCs w:val="26"/>
               </w:rPr>
             </w:pPr>
             <w:r>
               <w:rPr>
                 <w:iCs/>
+                <w:color w:val="auto"/>
                 <w:szCs w:val="26"/>
               </w:rPr>
-              <w:t xml:space="preserve">                   </w:t>
-            </w:r>
-            <w:r>
-              <w:rPr>
-                <w:iCs/>
-                <w:szCs w:val="26"/>
-              </w:rPr>
-              <w:t>Số: {so_qd}/QĐ-NPSC</w:t>
+              <w:t xml:space="preserve">                   Số: {so_qd}/QĐ-NPSC</w:t>
             </w:r>
           </w:p>
         </w:tc>
@@ -312,12 +319,14 @@
               <w:jc w:val="center"/>
               <w:rPr>
                 <w:b/>
+                <w:color w:val="auto"/>
                 <w:szCs w:val="26"/>
               </w:rPr>
             </w:pPr>
             <w:r>
               <w:rPr>
                 <w:i/>
+                <w:color w:val="auto"/>
                 <w:szCs w:val="26"/>
               </w:rPr>
               <w:t>Hà Nội, {ngay_ban_hanh_chu}</w:t>
@@ -329,6 +338,9 @@
     <w:p>
       <w:pPr>
         <w:spacing w:before="360" w:after="0"/>
+        <w:rPr>
+          <w:color w:val="auto"/>
+        </w:rPr>
       </w:pPr>
     </w:p>
     <w:p>
@@ -336,6 +348,7 @@
         <w:spacing w:after="240" w:line="288" w:lineRule="auto"/>
         <w:jc w:val="center"/>
         <w:rPr>
+          <w:color w:val="auto"/>
           <w:szCs w:val="26"/>
         </w:rPr>
       </w:pPr>
@@ -343,7 +356,7 @@
         <w:rPr>
           <w:b/>
           <w:noProof/>
-          <w:color w:val="0000CC"/>
+          <w:color w:val="auto"/>
           <w:szCs w:val="26"/>
         </w:rPr>
         <mc:AlternateContent>
@@ -410,7 +423,7 @@
           </mc:Choice>
           <mc:Fallback>
             <w:pict>
-              <v:line w14:anchorId="1D18A446" id="Straight Connector 3" o:spid="_x0000_s1026" style="position:absolute;z-index:251661312;visibility:visible;mso-wrap-style:square;mso-width-percent:0;mso-height-percent:0;mso-wrap-distance-left:9pt;mso-wrap-distance-top:0;mso-wrap-distance-right:9pt;mso-wrap-distance-bottom:0;mso-position-horizontal:absolute;mso-position-horizontal-relative:margin;mso-position-vertical:absolute;mso-position-vertical-relative:text;mso-width-percent:0;mso-height-percent:0;mso-width-relative:page;mso-height-relative:page" from="127.85pt,58.8pt" to="297.95pt,58.8pt" o:gfxdata="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">
+              <v:line w14:anchorId="5AF13FFC" id="Straight Connector 3" o:spid="_x0000_s1026" style="position:absolute;z-index:251661312;visibility:visible;mso-wrap-style:square;mso-width-percent:0;mso-height-percent:0;mso-wrap-distance-left:9pt;mso-wrap-distance-top:0;mso-wrap-distance-right:9pt;mso-wrap-distance-bottom:0;mso-position-horizontal:absolute;mso-position-horizontal-relative:margin;mso-position-vertical:absolute;mso-position-vertical-relative:text;mso-width-percent:0;mso-height-percent:0;mso-width-relative:page;mso-height-relative:page" from="127.85pt,58.8pt" to="297.95pt,58.8pt" o:gfxdata="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">
                 <w10:wrap anchorx="margin"/>
               </v:line>
             </w:pict>
@@ -420,7 +433,7 @@
       <w:r>
         <w:rPr>
           <w:b/>
-          <w:color w:val="0000CC"/>
+          <w:color w:val="auto"/>
           <w:szCs w:val="26"/>
         </w:rPr>
         <w:t>QUYẾT ĐỊNH</w:t>
@@ -428,79 +441,25 @@
       <w:r>
         <w:rPr>
           <w:b/>
-          <w:color w:val="003366"/>
+          <w:color w:val="auto"/>
           <w:szCs w:val="26"/>
         </w:rPr>
         <w:br/>
-      </w:r>
-      <w:r>
-        <w:rPr>
-          <w:b/>
-          <w:szCs w:val="26"/>
-        </w:rPr>
-        <w:t xml:space="preserve">Về việc giao nhiệm vụ cho </w:t>
-      </w:r>
-      <w:r>
-        <w:rPr>
-          <w:b/>
-          <w:color w:val="CC0000"/>
-          <w:szCs w:val="26"/>
-        </w:rPr>
-        <w:t>{ten_xi_nghiep}</w:t>
-      </w:r>
-      <w:r>
-        <w:rPr>
-          <w:b/>
-          <w:color w:val="CC0000"/>
-          <w:szCs w:val="26"/>
-        </w:rPr>
-        <w:t xml:space="preserve"> </w:t>
-      </w:r>
-      <w:r>
-        <w:rPr>
-          <w:b/>
-          <w:szCs w:val="26"/>
-        </w:rPr>
-        <w:t xml:space="preserve">thực hiện </w:t>
-      </w:r>
-      <w:r>
-        <w:rPr>
-          <w:b/>
-          <w:szCs w:val="26"/>
-        </w:rPr>
-        <w:t>K</w:t>
-      </w:r>
-      <w:r>
-        <w:rPr>
-          <w:b/>
-          <w:szCs w:val="26"/>
-        </w:rPr>
-        <w:t xml:space="preserve">hảo sát, tư vấn thiết kế </w:t>
-      </w:r>
-      <w:r>
-        <w:rPr>
-          <w:b/>
-          <w:szCs w:val="26"/>
-        </w:rPr>
-        <w:t xml:space="preserve">dự án: </w:t>
-      </w:r>
-      <w:r>
-        <w:rPr>
-          <w:b/>
-          <w:color w:val="CC0000"/>
-          <w:szCs w:val="26"/>
-        </w:rPr>
-        <w:t>{ten_du_an}</w:t>
+        <w:t>Về việc giao nhiệm vụ cho {ten_xi_nghiep} thực hiện Khảo sát, tư vấn thiết kế dự án: {ten_du_an}</w:t>
       </w:r>
     </w:p>
     <w:p>
       <w:pPr>
         <w:spacing w:before="360" w:after="360"/>
         <w:jc w:val="center"/>
+        <w:rPr>
+          <w:color w:val="auto"/>
+        </w:rPr>
       </w:pPr>
       <w:r>
         <w:rPr>
           <w:b/>
+          <w:color w:val="auto"/>
         </w:rPr>
         <w:t>GIÁM ĐỐC CÔNG TY DỊCH VỤ ĐIỆN LỰC MIỀN BẮC</w:t>
       </w:r>
@@ -510,10 +469,14 @@
         <w:spacing w:after="80"/>
         <w:ind w:firstLine="720"/>
         <w:jc w:val="both"/>
+        <w:rPr>
+          <w:color w:val="auto"/>
+        </w:rPr>
       </w:pPr>
       <w:r>
         <w:rPr>
           <w:i/>
+          <w:color w:val="auto"/>
         </w:rPr>
         <w:t>Căn cứ Quyết định 3919/QĐ-EVNNPC ngày 17/12/2018 của Tổng công ty Điện lực miền Bắc về việc: Đổi tên Công ty Lưới điện cao thế miền Bắc thành Công ty Dịch vụ Điện lực miền Bắc;</w:t>
       </w:r>
@@ -523,51 +486,16 @@
         <w:spacing w:after="80"/>
         <w:ind w:firstLine="720"/>
         <w:jc w:val="both"/>
+        <w:rPr>
+          <w:color w:val="auto"/>
+        </w:rPr>
       </w:pPr>
       <w:r>
         <w:rPr>
           <w:i/>
+          <w:color w:val="auto"/>
         </w:rPr>
-        <w:t xml:space="preserve">Căn cứ Quyết định số </w:t>
-      </w:r>
-      <w:r>
-        <w:rPr>
-          <w:i/>
-          <w:color w:val="CC0000"/>
-        </w:rPr>
-        <w:t>{so_qd_thanh_lap_xn}</w:t>
-      </w:r>
-      <w:r>
-        <w:rPr>
-          <w:i/>
-        </w:rPr>
-        <w:t xml:space="preserve"> ngày </w:t>
-      </w:r>
-      <w:r>
-        <w:rPr>
-          <w:i/>
-          <w:color w:val="CC0000"/>
-        </w:rPr>
-        <w:t>{ngay_qd_thanh_lap_xn}</w:t>
-      </w:r>
-      <w:r>
-        <w:rPr>
-          <w:i/>
-        </w:rPr>
-        <w:t xml:space="preserve"> của Tổng công ty Điện lực miền Bắc về việc thành lập </w:t>
-      </w:r>
-      <w:r>
-        <w:rPr>
-          <w:i/>
-          <w:color w:val="CC0000"/>
-        </w:rPr>
-        <w:t>{ten_xi_nghiep}</w:t>
-      </w:r>
-      <w:r>
-        <w:rPr>
-          <w:i/>
-        </w:rPr>
-        <w:t xml:space="preserve"> trực thuộc Công ty Dịch vụ Điện lực miền Bắc;</w:t>
+        <w:t>Căn cứ Quyết định số {so_qd_thanh_lap_xn} ngày {ngay_qd_thanh_lap_xn} của Tổng công ty Điện lực miền Bắc về việc thành lập {ten_xi_nghiep} trực thuộc Công ty Dịch vụ Điện lực miền Bắc;</w:t>
       </w:r>
     </w:p>
     <w:p>
@@ -575,10 +503,14 @@
         <w:spacing w:after="80"/>
         <w:ind w:firstLine="720"/>
         <w:jc w:val="both"/>
+        <w:rPr>
+          <w:color w:val="auto"/>
+        </w:rPr>
       </w:pPr>
       <w:r>
         <w:rPr>
           <w:i/>
+          <w:color w:val="auto"/>
         </w:rPr>
         <w:t>Căn cứ Quy trình cấp chi phí nội bộ trong Công ty Dịch vụ Điện lực miền Bắc ban hành kèm theo Quyết định số 1299/QĐ-NPSC ngày 28/7/2022;</w:t>
       </w:r>
@@ -588,51 +520,16 @@
         <w:spacing w:after="80"/>
         <w:ind w:firstLine="720"/>
         <w:jc w:val="both"/>
+        <w:rPr>
+          <w:color w:val="auto"/>
+        </w:rPr>
       </w:pPr>
       <w:r>
         <w:rPr>
           <w:i/>
+          <w:color w:val="auto"/>
         </w:rPr>
-        <w:t xml:space="preserve">Căn cứ Quyết định số </w:t>
-      </w:r>
-      <w:r>
-        <w:rPr>
-          <w:i/>
-          <w:color w:val="CC0000"/>
-        </w:rPr>
-        <w:t>{so_qd_tam_giao_khv}</w:t>
-      </w:r>
-      <w:r>
-        <w:rPr>
-          <w:i/>
-        </w:rPr>
-        <w:t xml:space="preserve"> ngày </w:t>
-      </w:r>
-      <w:r>
-        <w:rPr>
-          <w:i/>
-          <w:color w:val="CC0000"/>
-        </w:rPr>
-        <w:t>{ngay_qd_tam_giao_khv}</w:t>
-      </w:r>
-      <w:r>
-        <w:rPr>
-          <w:i/>
-        </w:rPr>
-        <w:t xml:space="preserve"> về việc duyệt danh mục và tạm giao kế hoạch vốn công trình ĐTXD năm {nam_ke_hoach} cho </w:t>
-      </w:r>
-      <w:r>
-        <w:rPr>
-          <w:i/>
-          <w:color w:val="CC0000"/>
-        </w:rPr>
-        <w:t>{ten_pc_tinh}</w:t>
-      </w:r>
-      <w:r>
-        <w:rPr>
-          <w:i/>
-        </w:rPr>
-        <w:t>;</w:t>
+        <w:t>Căn cứ Quyết định số {so_qd_tam_giao_khv} ngày {ngay_qd_tam_giao_khv} về việc duyệt danh mục và tạm giao kế hoạch vốn công trình ĐTXD năm {nam_ke_hoach} cho {ten_pc_tinh};</w:t>
       </w:r>
     </w:p>
     <w:p>
@@ -640,10 +537,14 @@
         <w:spacing w:after="80"/>
         <w:ind w:firstLine="720"/>
         <w:jc w:val="both"/>
+        <w:rPr>
+          <w:color w:val="auto"/>
+        </w:rPr>
       </w:pPr>
       <w:r>
         <w:rPr>
           <w:i/>
+          <w:color w:val="auto"/>
         </w:rPr>
         <w:t>Căn cứ chức năng, nhiệm vụ các đơn vị trực thuộc Công ty Dịch vụ Điện lực miền Bắc;</w:t>
       </w:r>
@@ -653,10 +554,14 @@
         <w:spacing w:after="240"/>
         <w:ind w:firstLine="720"/>
         <w:jc w:val="both"/>
+        <w:rPr>
+          <w:color w:val="auto"/>
+        </w:rPr>
       </w:pPr>
       <w:r>
         <w:rPr>
           <w:i/>
+          <w:color w:val="auto"/>
         </w:rPr>
         <w:t>Theo đề nghị của Trưởng phòng Kinh doanh.</w:t>
       </w:r>
@@ -665,10 +570,14 @@
       <w:pPr>
         <w:spacing w:before="240" w:after="240"/>
         <w:jc w:val="center"/>
+        <w:rPr>
+          <w:color w:val="auto"/>
+        </w:rPr>
       </w:pPr>
       <w:r>
         <w:rPr>
           <w:b/>
+          <w:color w:val="auto"/>
         </w:rPr>
         <w:t>QUYẾT ĐỊNH:</w:t>
       </w:r>
@@ -676,42 +585,44 @@
     <w:p>
       <w:pPr>
         <w:spacing w:after="0" w:line="312" w:lineRule="auto"/>
+        <w:ind w:firstLine="567"/>
         <w:jc w:val="both"/>
         <w:rPr>
           <w:bCs/>
+          <w:color w:val="auto"/>
         </w:rPr>
       </w:pPr>
       <w:r>
         <w:rPr>
           <w:b/>
+          <w:color w:val="auto"/>
         </w:rPr>
         <w:t xml:space="preserve">Điều 1. </w:t>
       </w:r>
       <w:r>
         <w:rPr>
           <w:bCs/>
+          <w:color w:val="auto"/>
         </w:rPr>
         <w:t xml:space="preserve">Giao nhiệm vụ </w:t>
       </w:r>
       <w:r>
+        <w:rPr>
+          <w:color w:val="auto"/>
+        </w:rPr>
         <w:t xml:space="preserve">cho </w:t>
       </w:r>
       <w:r>
         <w:rPr>
           <w:bCs/>
-          <w:color w:val="CC0000"/>
+          <w:color w:val="auto"/>
         </w:rPr>
-        <w:t>{ten_xi_nghiep}</w:t>
+        <w:t xml:space="preserve">{ten_xi_nghiep} </w:t>
       </w:r>
       <w:r>
         <w:rPr>
           <w:bCs/>
-        </w:rPr>
-        <w:t xml:space="preserve"> </w:t>
-      </w:r>
-      <w:r>
-        <w:rPr>
-          <w:bCs/>
+          <w:color w:val="auto"/>
         </w:rPr>
         <w:t>thực hiện:</w:t>
       </w:r>
@@ -724,24 +635,19 @@
           <w:numId w:val="10"/>
         </w:numPr>
         <w:spacing w:after="0" w:line="312" w:lineRule="auto"/>
-        <w:ind w:left="426"/>
+        <w:ind w:left="426" w:firstLine="141"/>
         <w:jc w:val="both"/>
         <w:rPr>
           <w:bCs/>
+          <w:color w:val="auto"/>
         </w:rPr>
       </w:pPr>
       <w:r>
         <w:rPr>
           <w:bCs/>
+          <w:color w:val="auto"/>
         </w:rPr>
-        <w:t xml:space="preserve">Khảo sát, tư vấn thiết kế dự án: </w:t>
-      </w:r>
-      <w:r>
-        <w:rPr>
-          <w:bCs/>
-          <w:color w:val="CC0000"/>
-        </w:rPr>
-        <w:t>{ten_du_an}</w:t>
+        <w:t>Khảo sát, tư vấn thiết kế dự án: {ten_du_an}</w:t>
       </w:r>
     </w:p>
     <w:p>
@@ -749,12 +655,14 @@
         <w:spacing w:after="0" w:line="312" w:lineRule="auto"/>
         <w:jc w:val="center"/>
         <w:rPr>
+          <w:color w:val="auto"/>
           <w:szCs w:val="26"/>
         </w:rPr>
       </w:pPr>
       <w:r>
         <w:rPr>
           <w:i/>
+          <w:color w:val="auto"/>
           <w:szCs w:val="26"/>
         </w:rPr>
         <w:t>(</w:t>
@@ -762,6 +670,7 @@
       <w:r>
         <w:rPr>
           <w:i/>
+          <w:color w:val="auto"/>
           <w:szCs w:val="26"/>
         </w:rPr>
         <w:t>Chi tiết dự án như phụ lục kèm theo</w:t>
@@ -769,6 +678,7 @@
       <w:r>
         <w:rPr>
           <w:i/>
+          <w:color w:val="auto"/>
           <w:szCs w:val="26"/>
         </w:rPr>
         <w:t>)</w:t>
@@ -777,20 +687,24 @@
     <w:p>
       <w:pPr>
         <w:spacing w:after="0" w:line="312" w:lineRule="auto"/>
+        <w:ind w:firstLine="567"/>
         <w:jc w:val="both"/>
         <w:rPr>
           <w:bCs/>
+          <w:color w:val="auto"/>
         </w:rPr>
       </w:pPr>
       <w:r>
         <w:rPr>
           <w:b/>
+          <w:color w:val="auto"/>
         </w:rPr>
         <w:t xml:space="preserve">Điều 2. </w:t>
       </w:r>
       <w:r>
         <w:rPr>
           <w:bCs/>
+          <w:color w:val="auto"/>
         </w:rPr>
         <w:t>Nhiệm vụ, thời gian thực hiện và chế độ được hưởng:</w:t>
       </w:r>
@@ -800,17 +714,20 @@
         <w:spacing w:after="0" w:line="312" w:lineRule="auto"/>
         <w:ind w:firstLine="567"/>
         <w:jc w:val="both"/>
+        <w:rPr>
+          <w:color w:val="auto"/>
+        </w:rPr>
       </w:pPr>
       <w:r>
-        <w:t xml:space="preserve">- </w:t>
-      </w:r>
-      <w:r>
-        <w:t xml:space="preserve">Trên cơ sở chức năng nhiệm vụ được giao, yêu cầu </w:t>
+        <w:rPr>
+          <w:color w:val="auto"/>
+        </w:rPr>
+        <w:t xml:space="preserve">- Trên cơ sở chức năng nhiệm vụ được giao, yêu cầu </w:t>
       </w:r>
       <w:r>
         <w:rPr>
           <w:bCs/>
-          <w:color w:val="CC0000"/>
+          <w:color w:val="auto"/>
           <w:szCs w:val="26"/>
         </w:rPr>
         <w:t>{ten_xi_nghiep}</w:t>
@@ -818,32 +735,41 @@
       <w:r>
         <w:rPr>
           <w:b/>
-          <w:color w:val="CC0000"/>
+          <w:color w:val="auto"/>
           <w:szCs w:val="26"/>
         </w:rPr>
         <w:t xml:space="preserve"> </w:t>
       </w:r>
       <w:r>
+        <w:rPr>
+          <w:color w:val="auto"/>
+        </w:rPr>
         <w:t xml:space="preserve">khẩn trương làm việc </w:t>
       </w:r>
       <w:r>
+        <w:rPr>
+          <w:color w:val="auto"/>
+        </w:rPr>
         <w:t xml:space="preserve">với </w:t>
       </w:r>
       <w:r>
         <w:rPr>
           <w:iCs/>
-          <w:color w:val="CC0000"/>
+          <w:color w:val="auto"/>
         </w:rPr>
         <w:t>{ten_pc_tinh}</w:t>
       </w:r>
       <w:r>
+        <w:rPr>
+          <w:color w:val="auto"/>
+        </w:rPr>
         <w:t xml:space="preserve"> </w:t>
       </w:r>
       <w:r>
-        <w:t>để thương thảo và ký hợp đồng tư vấn thiết kế</w:t>
-      </w:r>
-      <w:r>
-        <w:t>.</w:t>
+        <w:rPr>
+          <w:color w:val="auto"/>
+        </w:rPr>
+        <w:t>để thương thảo và ký hợp đồng tư vấn thiết kế.</w:t>
       </w:r>
     </w:p>
     <w:p>
@@ -851,14 +777,20 @@
         <w:spacing w:after="0" w:line="312" w:lineRule="auto"/>
         <w:ind w:firstLine="567"/>
         <w:jc w:val="both"/>
+        <w:rPr>
+          <w:color w:val="auto"/>
+        </w:rPr>
       </w:pPr>
       <w:r>
+        <w:rPr>
+          <w:color w:val="auto"/>
+        </w:rPr>
         <w:t xml:space="preserve">- Thời gian thực hiện: </w:t>
       </w:r>
       <w:r>
         <w:rPr>
           <w:bCs/>
-          <w:color w:val="CC0000"/>
+          <w:color w:val="auto"/>
           <w:szCs w:val="26"/>
         </w:rPr>
         <w:t>{ten_xi_nghiep}</w:t>
@@ -866,26 +798,29 @@
       <w:r>
         <w:rPr>
           <w:b/>
-          <w:color w:val="CC0000"/>
+          <w:color w:val="auto"/>
           <w:szCs w:val="26"/>
         </w:rPr>
         <w:t xml:space="preserve"> </w:t>
       </w:r>
       <w:r>
+        <w:rPr>
+          <w:color w:val="auto"/>
+        </w:rPr>
         <w:t xml:space="preserve">hoàn thành công tác theo các điều khoản của hợp đồng, các yêu cầu khác của </w:t>
       </w:r>
       <w:r>
         <w:rPr>
           <w:iCs/>
-          <w:color w:val="CC0000"/>
+          <w:color w:val="auto"/>
         </w:rPr>
         <w:t>{ten_pc_tinh}</w:t>
       </w:r>
       <w:r>
-        <w:t xml:space="preserve"> và Tổng công ty Điện lực miền Bắc (nếu có)</w:t>
-      </w:r>
-      <w:r>
-        <w:t>.</w:t>
+        <w:rPr>
+          <w:color w:val="auto"/>
+        </w:rPr>
+        <w:t xml:space="preserve"> và Tổng công ty Điện lực miền Bắc (nếu có).</w:t>
       </w:r>
     </w:p>
     <w:p>
@@ -893,27 +828,33 @@
         <w:spacing w:after="0" w:line="312" w:lineRule="auto"/>
         <w:ind w:firstLine="567"/>
         <w:jc w:val="both"/>
+        <w:rPr>
+          <w:color w:val="auto"/>
+        </w:rPr>
       </w:pPr>
       <w:r>
-        <w:t xml:space="preserve">- Yêu </w:t>
-      </w:r>
-      <w:r>
-        <w:t xml:space="preserve">cầu </w:t>
+        <w:rPr>
+          <w:color w:val="auto"/>
+        </w:rPr>
+        <w:t xml:space="preserve">- Yêu cầu </w:t>
       </w:r>
       <w:r>
         <w:rPr>
-          <w:color w:val="CC0000"/>
+          <w:color w:val="auto"/>
           <w:szCs w:val="26"/>
         </w:rPr>
         <w:t xml:space="preserve">{ten_xi_nghiep} </w:t>
       </w:r>
       <w:r>
-        <w:t>lập bảng tiến độ chi tiết và cam kết thực hiện đúng tiến độ yêu cầu bằng văn bản và gửi về Công ty</w:t>
+        <w:rPr>
+          <w:color w:val="auto"/>
+        </w:rPr>
+        <w:t xml:space="preserve">lập bảng tiến độ chi tiết và cam kết thực hiện đúng tiến độ yêu cầu bằng văn bản và gửi về Công ty trong thời gian chậm nhất 05 ngày làm </w:t>
       </w:r>
       <w:r>
-        <w:t xml:space="preserve"> trong thời gian chậm nhất 05 ngày làm </w:t>
-      </w:r>
-      <w:r>
+        <w:rPr>
+          <w:color w:val="auto"/>
+        </w:rPr>
         <w:lastRenderedPageBreak/>
         <w:t>việc kể từ ngày Quyết định này được ban hành để làm cơ sở triển khai thực hiện các công việc tiếp theo.</w:t>
       </w:r>
@@ -923,8 +864,14 @@
         <w:spacing w:after="0" w:line="312" w:lineRule="auto"/>
         <w:ind w:firstLine="567"/>
         <w:jc w:val="both"/>
+        <w:rPr>
+          <w:color w:val="auto"/>
+        </w:rPr>
       </w:pPr>
       <w:r>
+        <w:rPr>
+          <w:color w:val="auto"/>
+        </w:rPr>
         <w:t>- Công tác tài chính: Căn cứ giá trị theo hợp đồng ký kết, đơn vị hạch toán chi phí, tiền lương được hưởng theo quy chế tài chính do Công ty quy định.</w:t>
       </w:r>
     </w:p>
@@ -935,26 +882,21 @@
         <w:jc w:val="both"/>
         <w:rPr>
           <w:bCs/>
+          <w:color w:val="auto"/>
         </w:rPr>
       </w:pPr>
       <w:r>
         <w:rPr>
           <w:b/>
+          <w:color w:val="auto"/>
           <w:szCs w:val="26"/>
         </w:rPr>
-        <w:t xml:space="preserve">Điều </w:t>
-      </w:r>
-      <w:r>
-        <w:rPr>
-          <w:b/>
-          <w:szCs w:val="26"/>
-        </w:rPr>
-        <w:t xml:space="preserve">3. </w:t>
+        <w:t xml:space="preserve">Điều 3. </w:t>
       </w:r>
       <w:r>
         <w:rPr>
           <w:bCs/>
-          <w:color w:val="EE0000"/>
+          <w:color w:val="auto"/>
           <w:szCs w:val="26"/>
         </w:rPr>
         <w:t>{danh_xung_gd_xn}</w:t>
@@ -962,7 +904,7 @@
       <w:r>
         <w:rPr>
           <w:b/>
-          <w:color w:val="EE0000"/>
+          <w:color w:val="auto"/>
           <w:szCs w:val="26"/>
         </w:rPr>
         <w:t xml:space="preserve"> </w:t>
@@ -970,38 +912,10 @@
       <w:r>
         <w:rPr>
           <w:bCs/>
+          <w:color w:val="auto"/>
           <w:szCs w:val="26"/>
         </w:rPr>
-        <w:t xml:space="preserve">Giám </w:t>
-      </w:r>
-      <w:r>
-        <w:rPr>
-          <w:bCs/>
-          <w:szCs w:val="26"/>
-        </w:rPr>
-        <w:t xml:space="preserve">đốc </w:t>
-      </w:r>
-      <w:r>
-        <w:rPr>
-          <w:bCs/>
-          <w:color w:val="CC0000"/>
-          <w:szCs w:val="26"/>
-        </w:rPr>
-        <w:t>{ten_xi_nghiep}</w:t>
-      </w:r>
-      <w:r>
-        <w:rPr>
-          <w:bCs/>
-          <w:szCs w:val="26"/>
-        </w:rPr>
-        <w:t>,</w:t>
-      </w:r>
-      <w:r>
-        <w:rPr>
-          <w:bCs/>
-          <w:szCs w:val="26"/>
-        </w:rPr>
-        <w:t xml:space="preserve"> các Ông Trưởng các phòng chức năng của Công ty có liên quan căn cứ quyết định thi hành./.</w:t>
+        <w:t>Giám đốc {ten_xi_nghiep}, các Ông Trưởng các phòng chức năng của Công ty có liên quan căn cứ quyết định thi hành./.</w:t>
       </w:r>
     </w:p>
     <w:tbl>
@@ -1026,6 +940,7 @@
             <w:pPr>
               <w:spacing w:after="80"/>
               <w:rPr>
+                <w:color w:val="auto"/>
                 <w:sz w:val="24"/>
                 <w:szCs w:val="24"/>
               </w:rPr>
@@ -1034,6 +949,7 @@
               <w:rPr>
                 <w:b/>
                 <w:i/>
+                <w:color w:val="auto"/>
                 <w:sz w:val="24"/>
                 <w:szCs w:val="24"/>
               </w:rPr>
@@ -1043,10 +959,13 @@
           <w:p>
             <w:pPr>
               <w:spacing w:after="40" w:line="252" w:lineRule="auto"/>
-              <w:ind w:left="144"/>
+              <w:rPr>
+                <w:color w:val="auto"/>
+              </w:rPr>
             </w:pPr>
             <w:r>
               <w:rPr>
+                <w:color w:val="auto"/>
                 <w:sz w:val="22"/>
               </w:rPr>
               <w:t>- Như Điều 3;</w:t>
@@ -1055,10 +974,13 @@
           <w:p>
             <w:pPr>
               <w:spacing w:after="40" w:line="252" w:lineRule="auto"/>
-              <w:ind w:left="144"/>
+              <w:rPr>
+                <w:color w:val="auto"/>
+              </w:rPr>
             </w:pPr>
             <w:r>
               <w:rPr>
+                <w:color w:val="auto"/>
                 <w:sz w:val="22"/>
               </w:rPr>
               <w:t>- Ban Giám đốc Công ty (để c/đ);</w:t>
@@ -1067,22 +989,27 @@
           <w:p>
             <w:pPr>
               <w:spacing w:after="40" w:line="252" w:lineRule="auto"/>
-              <w:ind w:left="144"/>
+              <w:rPr>
+                <w:color w:val="auto"/>
+              </w:rPr>
             </w:pPr>
             <w:r>
               <w:rPr>
+                <w:color w:val="auto"/>
                 <w:sz w:val="22"/>
               </w:rPr>
               <w:t>- Các phòng: KD, TCKT, KT</w:t>
             </w:r>
             <w:r>
               <w:rPr>
+                <w:color w:val="auto"/>
                 <w:sz w:val="22"/>
               </w:rPr>
               <w:t>-</w:t>
             </w:r>
             <w:r>
               <w:rPr>
+                <w:color w:val="auto"/>
                 <w:sz w:val="22"/>
               </w:rPr>
               <w:t>AT;</w:t>
@@ -1091,23 +1018,27 @@
           <w:p>
             <w:pPr>
               <w:spacing w:after="40" w:line="252" w:lineRule="auto"/>
-              <w:ind w:left="144"/>
+              <w:rPr>
+                <w:color w:val="auto"/>
+              </w:rPr>
             </w:pPr>
             <w:r>
               <w:rPr>
+                <w:color w:val="auto"/>
                 <w:sz w:val="22"/>
               </w:rPr>
               <w:t xml:space="preserve">- </w:t>
             </w:r>
             <w:r>
               <w:rPr>
-                <w:color w:val="EE0000"/>
+                <w:color w:val="auto"/>
                 <w:sz w:val="22"/>
               </w:rPr>
               <w:t>{ten_xi_nghiep}</w:t>
             </w:r>
             <w:r>
               <w:rPr>
+                <w:color w:val="auto"/>
                 <w:sz w:val="22"/>
               </w:rPr>
               <w:t>;</w:t>
@@ -1116,10 +1047,13 @@
           <w:p>
             <w:pPr>
               <w:spacing w:after="40" w:line="252" w:lineRule="auto"/>
-              <w:ind w:left="144"/>
+              <w:rPr>
+                <w:color w:val="auto"/>
+              </w:rPr>
             </w:pPr>
             <w:r>
               <w:rPr>
+                <w:color w:val="auto"/>
                 <w:sz w:val="22"/>
               </w:rPr>
               <w:t>- Lưu: VT, KD.</w:t>
@@ -1135,12 +1069,14 @@
               <w:spacing w:after="0"/>
               <w:jc w:val="center"/>
               <w:rPr>
+                <w:color w:val="auto"/>
                 <w:szCs w:val="26"/>
               </w:rPr>
             </w:pPr>
             <w:r>
               <w:rPr>
                 <w:b/>
+                <w:color w:val="auto"/>
                 <w:szCs w:val="26"/>
               </w:rPr>
               <w:t>GIÁM ĐỐC</w:t>
@@ -1148,6 +1084,7 @@
             <w:r>
               <w:rPr>
                 <w:b/>
+                <w:color w:val="auto"/>
                 <w:szCs w:val="26"/>
               </w:rPr>
               <w:br/>
@@ -1158,6 +1095,7 @@
               <w:spacing w:after="0"/>
               <w:jc w:val="center"/>
               <w:rPr>
+                <w:color w:val="auto"/>
                 <w:szCs w:val="26"/>
               </w:rPr>
             </w:pPr>
@@ -1167,6 +1105,7 @@
               <w:spacing w:after="0"/>
               <w:jc w:val="center"/>
               <w:rPr>
+                <w:color w:val="auto"/>
                 <w:szCs w:val="26"/>
               </w:rPr>
             </w:pPr>
@@ -1176,6 +1115,7 @@
               <w:spacing w:after="0"/>
               <w:jc w:val="center"/>
               <w:rPr>
+                <w:color w:val="auto"/>
                 <w:szCs w:val="26"/>
               </w:rPr>
             </w:pPr>
@@ -1185,6 +1125,7 @@
               <w:spacing w:after="0"/>
               <w:jc w:val="center"/>
               <w:rPr>
+                <w:color w:val="auto"/>
                 <w:szCs w:val="26"/>
               </w:rPr>
             </w:pPr>
@@ -1195,6 +1136,7 @@
               <w:jc w:val="center"/>
               <w:rPr>
                 <w:b/>
+                <w:color w:val="auto"/>
                 <w:szCs w:val="26"/>
               </w:rPr>
             </w:pPr>
@@ -1205,6 +1147,7 @@
               <w:jc w:val="center"/>
               <w:rPr>
                 <w:b/>
+                <w:color w:val="auto"/>
                 <w:szCs w:val="26"/>
               </w:rPr>
             </w:pPr>
@@ -1213,10 +1156,14 @@
             <w:pPr>
               <w:spacing w:after="0"/>
               <w:jc w:val="center"/>
+              <w:rPr>
+                <w:color w:val="auto"/>
+              </w:rPr>
             </w:pPr>
             <w:r>
               <w:rPr>
                 <w:b/>
+                <w:color w:val="auto"/>
                 <w:szCs w:val="26"/>
               </w:rPr>
               <w:t>Nguyễn Quang Quân</w:t>
@@ -1227,6 +1174,9 @@
     </w:tbl>
     <w:p>
       <w:pPr>
+        <w:rPr>
+          <w:color w:val="auto"/>
+        </w:rPr>
         <w:sectPr>
           <w:pgSz w:w="11909" w:h="16834" w:orient="landscape"/>
           <w:pgMar w:top="1134" w:right="1134" w:bottom="1134" w:left="1701" w:header="720" w:footer="720" w:gutter="0"/>
@@ -1301,10 +1251,14 @@
       <w:pPr>
         <w:spacing w:before="240" w:after="120"/>
         <w:jc w:val="right"/>
+        <w:rPr>
+          <w:color w:val="auto"/>
+        </w:rPr>
       </w:pPr>
       <w:r>
         <w:rPr>
           <w:i/>
+          <w:color w:val="auto"/>
           <w:sz w:val="22"/>
         </w:rPr>
         <w:t>Đơn vị tính: đồng</w:t>
@@ -1497,12 +1451,14 @@
             <w:pPr>
               <w:jc w:val="center"/>
               <w:rPr>
+                <w:color w:val="auto"/>
                 <w:sz w:val="22"/>
               </w:rPr>
             </w:pPr>
             <w:r>
               <w:rPr>
                 <w:b/>
+                <w:color w:val="auto"/>
                 <w:sz w:val="22"/>
               </w:rPr>
               <w:t>TỔNG CỘNG</w:t>
@@ -1524,13 +1480,14 @@
             <w:pPr>
               <w:jc w:val="right"/>
               <w:rPr>
+                <w:color w:val="auto"/>
                 <w:sz w:val="22"/>
               </w:rPr>
             </w:pPr>
             <w:r>
               <w:rPr>
                 <w:b/>
-                <w:color w:val="CC0000"/>
+                <w:color w:val="auto"/>
                 <w:sz w:val="22"/>
               </w:rPr>
               <w:t>{tong_tmdt}</w:t>
@@ -1552,12 +1509,14 @@
             <w:pPr>
               <w:jc w:val="center"/>
               <w:rPr>
+                <w:color w:val="auto"/>
                 <w:sz w:val="22"/>
               </w:rPr>
             </w:pPr>
             <w:r>
               <w:rPr>
                 <w:b/>
+                <w:color w:val="auto"/>
                 <w:sz w:val="22"/>
               </w:rPr>
               <w:t>-</w:t>
@@ -1585,11 +1544,13 @@
               <w:spacing w:line="312" w:lineRule="auto"/>
               <w:jc w:val="center"/>
               <w:rPr>
+                <w:color w:val="auto"/>
                 <w:sz w:val="22"/>
               </w:rPr>
             </w:pPr>
             <w:r>
               <w:rPr>
+                <w:color w:val="auto"/>
                 <w:sz w:val="22"/>
               </w:rPr>
               <w:t>{#cong_trinh}{stt}</w:t>
@@ -1612,13 +1573,14 @@
               <w:spacing w:line="312" w:lineRule="auto"/>
               <w:rPr>
                 <w:iCs/>
+                <w:color w:val="auto"/>
                 <w:sz w:val="22"/>
               </w:rPr>
             </w:pPr>
             <w:r>
               <w:rPr>
                 <w:iCs/>
-                <w:color w:val="CC0000"/>
+                <w:color w:val="auto"/>
                 <w:sz w:val="22"/>
               </w:rPr>
               <w:t>{ct_ten}</w:t>
@@ -1640,12 +1602,13 @@
             <w:pPr>
               <w:spacing w:line="312" w:lineRule="auto"/>
               <w:rPr>
+                <w:color w:val="auto"/>
                 <w:sz w:val="22"/>
               </w:rPr>
             </w:pPr>
             <w:r>
               <w:rPr>
-                <w:color w:val="CC0000"/>
+                <w:color w:val="auto"/>
                 <w:sz w:val="22"/>
               </w:rPr>
               <w:t>{ct_quy_mo}</w:t>
@@ -1669,13 +1632,14 @@
               <w:jc w:val="right"/>
               <w:rPr>
                 <w:iCs/>
+                <w:color w:val="auto"/>
                 <w:sz w:val="22"/>
               </w:rPr>
             </w:pPr>
             <w:r>
               <w:rPr>
                 <w:iCs/>
-                <w:color w:val="CC0000"/>
+                <w:color w:val="auto"/>
                 <w:sz w:val="22"/>
               </w:rPr>
               <w:t>{ct_tmdt}</w:t>
@@ -1699,13 +1663,14 @@
               <w:jc w:val="center"/>
               <w:rPr>
                 <w:iCs/>
+                <w:color w:val="auto"/>
                 <w:sz w:val="22"/>
               </w:rPr>
             </w:pPr>
             <w:r>
               <w:rPr>
                 <w:iCs/>
-                <w:color w:val="CC0000"/>
+                <w:color w:val="auto"/>
                 <w:sz w:val="22"/>
               </w:rPr>
               <w:t>{ct_tien_do}{/cong_trinh}</w:t>
@@ -1719,6 +1684,9 @@
         <w:spacing w:after="40"/>
         <w:ind w:left="288"/>
         <w:jc w:val="both"/>
+        <w:rPr>
+          <w:color w:val="auto"/>
+        </w:rPr>
       </w:pPr>
     </w:p>
     <w:sectPr>

--- a/public/templates/qd-giao-nhiem-vu-tvtk_110.docx
+++ b/public/templates/qd-giao-nhiem-vu-tvtk_110.docx
@@ -134,7 +134,7 @@
                 </mc:Choice>
                 <mc:Fallback>
                   <w:pict>
-                    <v:line w14:anchorId="33953495" id="Straight Connector 1" o:spid="_x0000_s1026" style="position:absolute;z-index:251656192;visibility:visible;mso-wrap-style:square;mso-wrap-distance-left:9pt;mso-wrap-distance-top:0;mso-wrap-distance-right:9pt;mso-wrap-distance-bottom:0;mso-position-horizontal:center;mso-position-horizontal-relative:margin;mso-position-vertical:absolute;mso-position-vertical-relative:text" from="0,14.7pt" to="105.75pt,14.7pt" o:gfxdata="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" strokecolor="black [3040]" strokeweight=".5pt">
+                    <v:line w14:anchorId="01005697" id="Straight Connector 1" o:spid="_x0000_s1026" style="position:absolute;z-index:251656192;visibility:visible;mso-wrap-style:square;mso-wrap-distance-left:9pt;mso-wrap-distance-top:0;mso-wrap-distance-right:9pt;mso-wrap-distance-bottom:0;mso-position-horizontal:center;mso-position-horizontal-relative:margin;mso-position-vertical:absolute;mso-position-vertical-relative:text" from="0,14.7pt" to="105.75pt,14.7pt" o:gfxdata="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" strokecolor="black [3040]" strokeweight=".5pt">
                       <w10:wrap anchorx="margin"/>
                     </v:line>
                   </w:pict>
@@ -262,7 +262,7 @@
                 </mc:Choice>
                 <mc:Fallback>
                   <w:pict>
-                    <v:line w14:anchorId="1A214CBF" id="Straight Connector 2" o:spid="_x0000_s1026" style="position:absolute;z-index:251660288;visibility:visible;mso-wrap-style:square;mso-width-percent:0;mso-wrap-distance-left:9pt;mso-wrap-distance-top:0;mso-wrap-distance-right:9pt;mso-wrap-distance-bottom:0;mso-position-horizontal:absolute;mso-position-horizontal-relative:margin;mso-position-vertical:absolute;mso-position-vertical-relative:text;mso-width-percent:0;mso-width-relative:margin" from="41.4pt,14.85pt" to="188.65pt,14.85pt" o:gfxdata="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" strokecolor="black [3040]" strokeweight=".5pt">
+                    <v:line w14:anchorId="2D727553" id="Straight Connector 2" o:spid="_x0000_s1026" style="position:absolute;z-index:251660288;visibility:visible;mso-wrap-style:square;mso-width-percent:0;mso-wrap-distance-left:9pt;mso-wrap-distance-top:0;mso-wrap-distance-right:9pt;mso-wrap-distance-bottom:0;mso-position-horizontal:absolute;mso-position-horizontal-relative:margin;mso-position-vertical:absolute;mso-position-vertical-relative:text;mso-width-percent:0;mso-width-relative:margin" from="41.4pt,14.85pt" to="188.65pt,14.85pt" o:gfxdata="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" strokecolor="black [3040]" strokeweight=".5pt">
                       <w10:wrap anchorx="margin"/>
                     </v:line>
                   </w:pict>
@@ -423,7 +423,7 @@
           </mc:Choice>
           <mc:Fallback>
             <w:pict>
-              <v:line w14:anchorId="5AF13FFC" id="Straight Connector 3" o:spid="_x0000_s1026" style="position:absolute;z-index:251661312;visibility:visible;mso-wrap-style:square;mso-width-percent:0;mso-height-percent:0;mso-wrap-distance-left:9pt;mso-wrap-distance-top:0;mso-wrap-distance-right:9pt;mso-wrap-distance-bottom:0;mso-position-horizontal:absolute;mso-position-horizontal-relative:margin;mso-position-vertical:absolute;mso-position-vertical-relative:text;mso-width-percent:0;mso-height-percent:0;mso-width-relative:page;mso-height-relative:page" from="127.85pt,58.8pt" to="297.95pt,58.8pt" o:gfxdata="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">
+              <v:line w14:anchorId="5F32F068" id="Straight Connector 3" o:spid="_x0000_s1026" style="position:absolute;z-index:251661312;visibility:visible;mso-wrap-style:square;mso-width-percent:0;mso-height-percent:0;mso-wrap-distance-left:9pt;mso-wrap-distance-top:0;mso-wrap-distance-right:9pt;mso-wrap-distance-bottom:0;mso-position-horizontal:absolute;mso-position-horizontal-relative:margin;mso-position-vertical:absolute;mso-position-vertical-relative:text;mso-width-percent:0;mso-height-percent:0;mso-width-relative:page;mso-height-relative:page" from="127.85pt,58.8pt" to="297.95pt,58.8pt" o:gfxdata="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">
                 <w10:wrap anchorx="margin"/>
               </v:line>
             </w:pict>
@@ -983,65 +983,7 @@
                 <w:color w:val="auto"/>
                 <w:sz w:val="22"/>
               </w:rPr>
-              <w:t>- Ban Giám đốc Công ty (để c/đ);</w:t>
-            </w:r>
-          </w:p>
-          <w:p>
-            <w:pPr>
-              <w:spacing w:after="40" w:line="252" w:lineRule="auto"/>
-              <w:rPr>
-                <w:color w:val="auto"/>
-              </w:rPr>
-            </w:pPr>
-            <w:r>
-              <w:rPr>
-                <w:color w:val="auto"/>
-                <w:sz w:val="22"/>
-              </w:rPr>
-              <w:t>- Các phòng: KD, TCKT, KT</w:t>
-            </w:r>
-            <w:r>
-              <w:rPr>
-                <w:color w:val="auto"/>
-                <w:sz w:val="22"/>
-              </w:rPr>
-              <w:t>-</w:t>
-            </w:r>
-            <w:r>
-              <w:rPr>
-                <w:color w:val="auto"/>
-                <w:sz w:val="22"/>
-              </w:rPr>
-              <w:t>AT;</w:t>
-            </w:r>
-          </w:p>
-          <w:p>
-            <w:pPr>
-              <w:spacing w:after="40" w:line="252" w:lineRule="auto"/>
-              <w:rPr>
-                <w:color w:val="auto"/>
-              </w:rPr>
-            </w:pPr>
-            <w:r>
-              <w:rPr>
-                <w:color w:val="auto"/>
-                <w:sz w:val="22"/>
-              </w:rPr>
-              <w:t xml:space="preserve">- </w:t>
-            </w:r>
-            <w:r>
-              <w:rPr>
-                <w:color w:val="auto"/>
-                <w:sz w:val="22"/>
-              </w:rPr>
-              <w:t>{ten_xi_nghiep}</w:t>
-            </w:r>
-            <w:r>
-              <w:rPr>
-                <w:color w:val="auto"/>
-                <w:sz w:val="22"/>
-              </w:rPr>
-              <w:t>;</w:t>
+              <w:t>- Ban Giám đốc (để c/đ);</w:t>
             </w:r>
           </w:p>
           <w:p>
